--- a/doc/specs/docx/QNSC_SYSCSR_MAS.docx
+++ b/doc/specs/docx/QNSC_SYSCSR_MAS.docx
@@ -15,7 +15,25 @@
         <w:pStyle w:val="Subtitle"/>
       </w:pPr>
       <w:r>
-        <w:t xml:space="preserve">MICRO-ARCHITECTURE SPECIFICATION – V3.0</w:t>
+        <w:t xml:space="preserve">MICRO-ARCHITECTURE</w:t>
+      </w:r>
+      <w:r>
+        <w:t xml:space="preserve"> </w:t>
+      </w:r>
+      <w:r>
+        <w:t xml:space="preserve">SPECIFICATION</w:t>
+      </w:r>
+      <w:r>
+        <w:t xml:space="preserve"> </w:t>
+      </w:r>
+      <w:r>
+        <w:t xml:space="preserve">–</w:t>
+      </w:r>
+      <w:r>
+        <w:t xml:space="preserve"> </w:t>
+      </w:r>
+      <w:r>
+        <w:t xml:space="preserve">V3.1</w:t>
       </w:r>
     </w:p>
     <w:p>
@@ -23,7 +41,31 @@
         <w:pStyle w:val="Author"/>
       </w:pPr>
       <w:r>
-        <w:t xml:space="preserve">QUY NHON SEMICONDUCTORS – QNSC</w:t>
+        <w:t xml:space="preserve">QUY</w:t>
+      </w:r>
+      <w:r>
+        <w:t xml:space="preserve"> </w:t>
+      </w:r>
+      <w:r>
+        <w:t xml:space="preserve">NHON</w:t>
+      </w:r>
+      <w:r>
+        <w:t xml:space="preserve"> </w:t>
+      </w:r>
+      <w:r>
+        <w:t xml:space="preserve">SEMICONDUCTORS</w:t>
+      </w:r>
+      <w:r>
+        <w:t xml:space="preserve"> </w:t>
+      </w:r>
+      <w:r>
+        <w:t xml:space="preserve">–</w:t>
+      </w:r>
+      <w:r>
+        <w:t xml:space="preserve"> </w:t>
+      </w:r>
+      <w:r>
+        <w:t xml:space="preserve">QNSC</w:t>
       </w:r>
     </w:p>
     <w:p>
@@ -173,7 +215,7 @@
             <w:jc w:val="left"/>
           </w:pPr>
           <w:r>
-            <w:t xml:space="preserve">Table 10-1. Tie-offs inside m_qnsc_syscsr</w:t>
+            <w:t xml:space="preserve">Table 10-1. Tie-offs inside m_qnsc_wrap_syscsr</w:t>
           </w:r>
         </w:p>
         <w:p>
@@ -258,7 +300,7 @@
         </w:p>
       </w:sdtContent>
     </w:sdt>
-    <w:bookmarkStart w:id="26" w:name="revision-history"/>
+    <w:bookmarkStart w:id="21" w:name="revision-history"/>
     <w:p>
       <w:pPr>
         <w:pStyle w:val="Heading1"/>
@@ -277,7 +319,7 @@
       <w:r>
         <w:t xml:space="preserve"> </w:t>
       </w:r>
-      <w:hyperlink r:id="rId25">
+      <w:hyperlink r:id="rId20">
         <w:r>
           <w:rPr>
             <w:rStyle w:val="VerbatimChar"/>
@@ -293,8 +335,8 @@
       <w:tblPr>
         <w:tblStyle w:val="TableGrid"/>
         <w:tblW w:type="pct" w:w="5000"/>
-        <w:tblLayout w:type="fixed"/>
         <w:tblLook w:firstRow="1" w:lastRow="0" w:firstColumn="0" w:lastColumn="0" w:noHBand="0" w:noVBand="0" w:val="0020"/>
+        <w:jc w:val="start"/>
       </w:tblPr>
       <w:tblGrid>
         <w:gridCol w:w="1584"/>
@@ -305,7 +347,7 @@
       </w:tblGrid>
       <w:tr>
         <w:trPr>
-          <w:tblHeader w:val="on"/>
+          <w:tblHeader w:val="true"/>
         </w:trPr>
         <w:tc>
           <w:tcPr/>
@@ -472,9 +514,140 @@
           </w:p>
         </w:tc>
       </w:tr>
+      <w:tr>
+        <w:tc>
+          <w:tcPr/>
+          <w:p>
+            <w:pPr>
+              <w:pStyle w:val="Compact"/>
+              <w:jc w:val="left"/>
+            </w:pPr>
+            <w:r>
+              <w:t xml:space="preserve">V3.1</w:t>
+            </w:r>
+          </w:p>
+        </w:tc>
+        <w:tc>
+          <w:tcPr/>
+          <w:p>
+            <w:pPr>
+              <w:pStyle w:val="Compact"/>
+              <w:jc w:val="left"/>
+            </w:pPr>
+            <w:r>
+              <w:t xml:space="preserve">2026-09-29</w:t>
+            </w:r>
+          </w:p>
+        </w:tc>
+        <w:tc>
+          <w:tcPr/>
+          <w:p>
+            <w:pPr>
+              <w:pStyle w:val="Compact"/>
+              <w:jc w:val="left"/>
+            </w:pPr>
+            <w:r>
+              <w:t xml:space="preserve">Nguyen Hao Nam</w:t>
+            </w:r>
+          </w:p>
+        </w:tc>
+        <w:tc>
+          <w:tcPr/>
+          <w:p>
+            <w:pPr>
+              <w:pStyle w:val="Compact"/>
+              <w:jc w:val="left"/>
+            </w:pPr>
+            <w:r>
+              <w:t xml:space="preserve">–</w:t>
+            </w:r>
+          </w:p>
+        </w:tc>
+        <w:tc>
+          <w:tcPr/>
+          <w:p>
+            <w:pPr>
+              <w:pStyle w:val="Compact"/>
+              <w:jc w:val="left"/>
+            </w:pPr>
+            <w:r>
+              <w:t xml:space="preserve">Own block directory</w:t>
+            </w:r>
+            <w:r>
+              <w:t xml:space="preserve"> </w:t>
+            </w:r>
+            <w:r>
+              <w:rPr>
+                <w:rStyle w:val="VerbatimChar"/>
+              </w:rPr>
+              <w:t xml:space="preserve">design/syscsr</w:t>
+            </w:r>
+            <w:r>
+              <w:t xml:space="preserve">, wrapper</w:t>
+            </w:r>
+            <w:r>
+              <w:t xml:space="preserve"> </w:t>
+            </w:r>
+            <w:r>
+              <w:rPr>
+                <w:rStyle w:val="VerbatimChar"/>
+              </w:rPr>
+              <w:t xml:space="preserve">m_qnsc_wrap_syscsr</w:t>
+            </w:r>
+            <w:r>
+              <w:t xml:space="preserve"> </w:t>
+            </w:r>
+            <w:r>
+              <w:t xml:space="preserve">generated with emacs verilog-mode;</w:t>
+            </w:r>
+            <w:r>
+              <w:t xml:space="preserve"> </w:t>
+            </w:r>
+            <w:r>
+              <w:rPr>
+                <w:rStyle w:val="VerbatimChar"/>
+              </w:rPr>
+              <w:t xml:space="preserve">CHIP_ID_REV</w:t>
+            </w:r>
+            <w:r>
+              <w:t xml:space="preserve"> </w:t>
+            </w:r>
+            <w:r>
+              <w:t xml:space="preserve">on the new port</w:t>
+            </w:r>
+            <w:r>
+              <w:t xml:space="preserve"> </w:t>
+            </w:r>
+            <w:r>
+              <w:rPr>
+                <w:rStyle w:val="VerbatimChar"/>
+              </w:rPr>
+              <w:t xml:space="preserve">i_cfg_chip_id</w:t>
+            </w:r>
+            <w:r>
+              <w:t xml:space="preserve">, tied by</w:t>
+            </w:r>
+            <w:r>
+              <w:t xml:space="preserve"> </w:t>
+            </w:r>
+            <w:r>
+              <w:rPr>
+                <w:rStyle w:val="VerbatimChar"/>
+              </w:rPr>
+              <w:t xml:space="preserve">design/top</w:t>
+            </w:r>
+            <w:r>
+              <w:t xml:space="preserve"> </w:t>
+            </w:r>
+            <w:r>
+              <w:t xml:space="preserve">(sections 2, 3, 4, 5, 8, 10)</w:t>
+            </w:r>
+          </w:p>
+        </w:tc>
+      </w:tr>
     </w:tbl>
-    <w:bookmarkEnd w:id="26"/>
-    <w:bookmarkStart w:id="27" w:name="overview"/>
+    <w:bookmarkEnd w:id="21"/>
+    <w:bookmarkStart w:id="22" w:name="overview"/>
     <w:p>
       <w:pPr>
         <w:pStyle w:val="Heading1"/>
@@ -572,8 +745,8 @@
       </w:r>
       <w:r>
         <w:rPr>
+          <w:bCs/>
           <w:b/>
-          <w:bCs/>
         </w:rPr>
         <w:t xml:space="preserve">reset by power-on only</w:t>
       </w:r>
@@ -657,7 +830,7 @@
         <w:rPr>
           <w:rStyle w:val="VerbatimChar"/>
         </w:rPr>
-        <w:t xml:space="preserve">design/scrc</w:t>
+        <w:t xml:space="preserve">design/syscsr</w:t>
       </w:r>
       <w:r>
         <w:t xml:space="preserve">, wrapper</w:t>
@@ -669,14 +842,38 @@
         <w:rPr>
           <w:rStyle w:val="VerbatimChar"/>
         </w:rPr>
-        <w:t xml:space="preserve">m_qnsc_syscsr</w:t>
+        <w:t xml:space="preserve">m_qnsc_wrap_syscsr</w:t>
       </w:r>
       <w:r>
         <w:t xml:space="preserve">, owner Nguyen Hao Nam.</w:t>
       </w:r>
+      <w:r>
+        <w:t xml:space="preserve"> </w:t>
+      </w:r>
+      <w:r>
+        <w:t xml:space="preserve">It is a block of its own, not part of</w:t>
+      </w:r>
+      <w:r>
+        <w:t xml:space="preserve"> </w:t>
+      </w:r>
+      <w:r>
+        <w:rPr>
+          <w:rStyle w:val="VerbatimChar"/>
+        </w:rPr>
+        <w:t xml:space="preserve">SCRC</w:t>
+      </w:r>
+      <w:r>
+        <w:t xml:space="preserve">: its own APB slave, its own clock</w:t>
+      </w:r>
+      <w:r>
+        <w:t xml:space="preserve"> </w:t>
+      </w:r>
+      <w:r>
+        <w:t xml:space="preserve">cluster, one wrapper in one directory.</w:t>
+      </w:r>
     </w:p>
-    <w:bookmarkEnd w:id="27"/>
-    <w:bookmarkStart w:id="28" w:name="features"/>
+    <w:bookmarkEnd w:id="22"/>
+    <w:bookmarkStart w:id="23" w:name="features"/>
     <w:p>
       <w:pPr>
         <w:pStyle w:val="Heading1"/>
@@ -687,11 +884,11 @@
     </w:p>
     <w:p>
       <w:pPr>
-        <w:pStyle w:val="Compact"/>
         <w:numPr>
           <w:ilvl w:val="0"/>
           <w:numId w:val="1001"/>
         </w:numPr>
+        <w:pStyle w:val="Compact"/>
         <w:jc w:val="left"/>
       </w:pPr>
       <w:r>
@@ -715,11 +912,11 @@
     </w:p>
     <w:p>
       <w:pPr>
-        <w:pStyle w:val="Compact"/>
         <w:numPr>
           <w:ilvl w:val="0"/>
           <w:numId w:val="1001"/>
         </w:numPr>
+        <w:pStyle w:val="Compact"/>
         <w:jc w:val="left"/>
       </w:pPr>
       <w:r>
@@ -740,11 +937,11 @@
     </w:p>
     <w:p>
       <w:pPr>
-        <w:pStyle w:val="Compact"/>
         <w:numPr>
           <w:ilvl w:val="0"/>
           <w:numId w:val="1001"/>
         </w:numPr>
+        <w:pStyle w:val="Compact"/>
         <w:jc w:val="left"/>
       </w:pPr>
       <w:r>
@@ -774,11 +971,11 @@
     </w:p>
     <w:p>
       <w:pPr>
-        <w:pStyle w:val="Compact"/>
         <w:numPr>
           <w:ilvl w:val="0"/>
           <w:numId w:val="1001"/>
         </w:numPr>
+        <w:pStyle w:val="Compact"/>
         <w:jc w:val="left"/>
       </w:pPr>
       <w:r>
@@ -806,7 +1003,13 @@
         <w:t xml:space="preserve"> </w:t>
       </w:r>
       <w:r>
-        <w:t xml:space="preserve">‘QSOC’</w:t>
+        <w:t xml:space="preserve">‘</w:t>
+      </w:r>
+      <w:r>
+        <w:t xml:space="preserve">QSOC</w:t>
+      </w:r>
+      <w:r>
+        <w:t xml:space="preserve">’</w:t>
       </w:r>
       <w:r>
         <w:t xml:space="preserve"> </w:t>
@@ -817,11 +1020,11 @@
     </w:p>
     <w:p>
       <w:pPr>
-        <w:pStyle w:val="Compact"/>
         <w:numPr>
           <w:ilvl w:val="0"/>
           <w:numId w:val="1001"/>
         </w:numPr>
+        <w:pStyle w:val="Compact"/>
         <w:jc w:val="left"/>
       </w:pPr>
       <w:r>
@@ -830,19 +1033,19 @@
     </w:p>
     <w:p>
       <w:pPr>
-        <w:pStyle w:val="Compact"/>
         <w:numPr>
           <w:ilvl w:val="0"/>
           <w:numId w:val="1001"/>
         </w:numPr>
+        <w:pStyle w:val="Compact"/>
         <w:jc w:val="left"/>
       </w:pPr>
       <w:r>
         <w:t xml:space="preserve">Generated by APB-CSR-Generator; one wait state per completed access – 7.4.</w:t>
       </w:r>
     </w:p>
-    <w:bookmarkEnd w:id="28"/>
-    <w:bookmarkStart w:id="32" w:name="block-diagram"/>
+    <w:bookmarkEnd w:id="23"/>
+    <w:bookmarkStart w:id="27" w:name="block-diagram"/>
     <w:p>
       <w:pPr>
         <w:pStyle w:val="Heading1"/>
@@ -861,18 +1064,18 @@
           <wp:inline>
             <wp:extent cx="5727700" cy="1822450"/>
             <wp:effectExtent b="0" l="0" r="0" t="0"/>
-            <wp:docPr descr="SYSCSR in the system: who writes and who reads each register" title="" id="30" name="Picture"/>
+            <wp:docPr descr="SYSCSR in the system: who writes and who reads each register" title="" id="25" name="Picture"/>
             <a:graphic>
               <a:graphicData uri="http://schemas.openxmlformats.org/drawingml/2006/picture">
                 <pic:pic>
                   <pic:nvPicPr>
-                    <pic:cNvPr descr="../figures/img/fig_syscsr_block.png" id="31" name="Picture"/>
+                    <pic:cNvPr descr="../figures/img/fig_syscsr_block.png" id="26" name="Picture"/>
                     <pic:cNvPicPr>
                       <a:picLocks noChangeArrowheads="1" noChangeAspect="1"/>
                     </pic:cNvPicPr>
                   </pic:nvPicPr>
                   <pic:blipFill>
-                    <a:blip r:embed="rId29"/>
+                    <a:blip r:embed="rId24"/>
                     <a:stretch>
                       <a:fillRect/>
                     </a:stretch>
@@ -916,7 +1119,7 @@
         <w:rPr>
           <w:rStyle w:val="VerbatimChar"/>
         </w:rPr>
-        <w:t xml:space="preserve">m_qnsc_syscsr</w:t>
+        <w:t xml:space="preserve">m_qnsc_wrap_syscsr</w:t>
       </w:r>
       <w:r>
         <w:t xml:space="preserve"> </w:t>
@@ -934,7 +1137,22 @@
         <w:t xml:space="preserve">m_qnsc_syscsr_csr</w:t>
       </w:r>
       <w:r>
-        <w:t xml:space="preserve">. It renames the ports to</w:t>
+        <w:t xml:space="preserve">, and is itself</w:t>
+      </w:r>
+      <w:r>
+        <w:t xml:space="preserve"> </w:t>
+      </w:r>
+      <w:r>
+        <w:t xml:space="preserve">generated with emacs verilog-mode (</w:t>
+      </w:r>
+      <w:r>
+        <w:rPr>
+          <w:rStyle w:val="VerbatimChar"/>
+        </w:rPr>
+        <w:t xml:space="preserve">doc/guides/EMACS_AUTO.md</w:t>
+      </w:r>
+      <w:r>
+        <w:t xml:space="preserve">). It renames the ports to</w:t>
       </w:r>
       <w:r>
         <w:t xml:space="preserve"> </w:t>
@@ -1035,8 +1253,8 @@
         <w:t xml:space="preserve">clock.</w:t>
       </w:r>
     </w:p>
-    <w:bookmarkEnd w:id="32"/>
-    <w:bookmarkStart w:id="33" w:name="ip-used"/>
+    <w:bookmarkEnd w:id="27"/>
+    <w:bookmarkStart w:id="28" w:name="ip-used"/>
     <w:p>
       <w:pPr>
         <w:pStyle w:val="Heading1"/>
@@ -1057,8 +1275,8 @@
       <w:tblPr>
         <w:tblStyle w:val="TableGrid"/>
         <w:tblW w:type="pct" w:w="5000"/>
-        <w:tblLayout w:type="fixed"/>
         <w:tblLook w:firstRow="1" w:lastRow="0" w:firstColumn="0" w:lastColumn="0" w:noHBand="0" w:noVBand="0" w:val="0020"/>
+        <w:jc w:val="start"/>
         <w:tblCaption w:val="Upstream IP used"/>
       </w:tblPr>
       <w:tblGrid>
@@ -1069,7 +1287,7 @@
       </w:tblGrid>
       <w:tr>
         <w:trPr>
-          <w:tblHeader w:val="on"/>
+          <w:tblHeader w:val="true"/>
         </w:trPr>
         <w:tc>
           <w:tcPr/>
@@ -1247,11 +1465,11 @@
     </w:p>
     <w:p>
       <w:pPr>
-        <w:pStyle w:val="Compact"/>
         <w:numPr>
           <w:ilvl w:val="0"/>
           <w:numId w:val="1002"/>
         </w:numPr>
+        <w:pStyle w:val="Compact"/>
         <w:jc w:val="left"/>
       </w:pPr>
       <w:r>
@@ -1332,11 +1550,11 @@
     </w:p>
     <w:p>
       <w:pPr>
-        <w:pStyle w:val="Compact"/>
         <w:numPr>
           <w:ilvl w:val="0"/>
           <w:numId w:val="1002"/>
         </w:numPr>
+        <w:pStyle w:val="Compact"/>
         <w:jc w:val="left"/>
       </w:pPr>
       <w:r>
@@ -1381,11 +1599,11 @@
     </w:p>
     <w:p>
       <w:pPr>
-        <w:pStyle w:val="Compact"/>
         <w:numPr>
           <w:ilvl w:val="0"/>
           <w:numId w:val="1002"/>
         </w:numPr>
+        <w:pStyle w:val="Compact"/>
         <w:jc w:val="left"/>
       </w:pPr>
       <w:r>
@@ -1409,11 +1627,11 @@
     </w:p>
     <w:p>
       <w:pPr>
-        <w:pStyle w:val="Compact"/>
         <w:numPr>
           <w:ilvl w:val="0"/>
           <w:numId w:val="1002"/>
         </w:numPr>
+        <w:pStyle w:val="Compact"/>
         <w:jc w:val="left"/>
       </w:pPr>
       <w:r>
@@ -1464,11 +1682,11 @@
     </w:p>
     <w:p>
       <w:pPr>
-        <w:pStyle w:val="Compact"/>
         <w:numPr>
           <w:ilvl w:val="0"/>
           <w:numId w:val="1002"/>
         </w:numPr>
+        <w:pStyle w:val="Compact"/>
         <w:jc w:val="left"/>
       </w:pPr>
       <w:r>
@@ -1576,7 +1794,7 @@
         <w:rPr>
           <w:rStyle w:val="VerbatimChar"/>
         </w:rPr>
-        <w:t xml:space="preserve">design/scrc/rtl/</w:t>
+        <w:t xml:space="preserve">design/syscsr/rtl/</w:t>
       </w:r>
       <w:r>
         <w:t xml:space="preserve"> </w:t>
@@ -1585,8 +1803,8 @@
         <w:t xml:space="preserve">holds only code written here.</w:t>
       </w:r>
     </w:p>
-    <w:bookmarkEnd w:id="33"/>
-    <w:bookmarkStart w:id="34" w:name="interface"/>
+    <w:bookmarkEnd w:id="28"/>
+    <w:bookmarkStart w:id="29" w:name="interface"/>
     <w:p>
       <w:pPr>
         <w:pStyle w:val="Heading1"/>
@@ -1607,8 +1825,8 @@
       <w:tblPr>
         <w:tblStyle w:val="TableGrid"/>
         <w:tblW w:type="pct" w:w="5000"/>
-        <w:tblLayout w:type="fixed"/>
         <w:tblLook w:firstRow="1" w:lastRow="0" w:firstColumn="0" w:lastColumn="0" w:noHBand="0" w:noVBand="0" w:val="0020"/>
+        <w:jc w:val="start"/>
         <w:tblCaption w:val="SYSCSR interface"/>
       </w:tblPr>
       <w:tblGrid>
@@ -1620,7 +1838,7 @@
       </w:tblGrid>
       <w:tr>
         <w:trPr>
-          <w:tblHeader w:val="on"/>
+          <w:tblHeader w:val="true"/>
         </w:trPr>
         <w:tc>
           <w:tcPr/>
@@ -2560,31 +2778,167 @@
             </w:r>
             <w:r>
               <w:rPr>
+                <w:iCs/>
                 <w:i/>
+              </w:rPr>
+              <w:t xml:space="preserve">n</w:t>
+            </w:r>
+            <w:r>
+              <w:t xml:space="preserve"> </w:t>
+            </w:r>
+            <w:r>
+              <w:t xml:space="preserve">=</w:t>
+            </w:r>
+            <w:r>
+              <w:t xml:space="preserve"> </w:t>
+            </w:r>
+            <w:r>
+              <w:rPr>
+                <w:rStyle w:val="VerbatimChar"/>
+              </w:rPr>
+              <w:t xml:space="preserve">~o_rst_n_&lt;d&gt;</w:t>
+            </w:r>
+            <w:r>
+              <w:t xml:space="preserve"> </w:t>
+            </w:r>
+            <w:r>
+              <w:t xml:space="preserve">of</w:t>
+            </w:r>
+            <w:r>
+              <w:t xml:space="preserve"> </w:t>
+            </w:r>
+            <w:r>
+              <w:rPr>
+                <w:rStyle w:val="VerbatimChar"/>
+              </w:rPr>
+              <w:t xml:space="preserve">SCRC</w:t>
+            </w:r>
+            <w:r>
+              <w:t xml:space="preserve"> </w:t>
+            </w:r>
+            <w:r>
+              <w:t xml:space="preserve">domain</w:t>
+            </w:r>
+            <w:r>
+              <w:t xml:space="preserve"> </w:t>
+            </w:r>
+            <w:r>
+              <w:rPr>
                 <w:iCs/>
+                <w:i/>
               </w:rPr>
               <w:t xml:space="preserve">n</w:t>
             </w:r>
             <w:r>
+              <w:t xml:space="preserve">; bits 13, 30:18 tied 0</w:t>
+            </w:r>
+          </w:p>
+        </w:tc>
+        <w:tc>
+          <w:tcPr/>
+          <w:p>
+            <w:pPr>
+              <w:pStyle w:val="Compact"/>
+              <w:jc w:val="left"/>
+            </w:pPr>
+            <w:r>
+              <w:t xml:space="preserve">1 = domain</w:t>
+            </w:r>
+            <w:r>
               <w:t xml:space="preserve"> </w:t>
             </w:r>
             <w:r>
-              <w:t xml:space="preserve">=</w:t>
+              <w:rPr>
+                <w:iCs/>
+                <w:i/>
+              </w:rPr>
+              <w:t xml:space="preserve">n</w:t>
             </w:r>
             <w:r>
               <w:t xml:space="preserve"> </w:t>
             </w:r>
             <w:r>
-              <w:rPr>
-                <w:rStyle w:val="VerbatimChar"/>
-              </w:rPr>
-              <w:t xml:space="preserve">~o_rst_n_&lt;d&gt;</w:t>
+              <w:t xml:space="preserve">in reset. Reserved bits are not read</w:t>
+            </w:r>
+          </w:p>
+        </w:tc>
+      </w:tr>
+      <w:tr>
+        <w:tc>
+          <w:tcPr/>
+          <w:p>
+            <w:pPr>
+              <w:pStyle w:val="Compact"/>
+              <w:jc w:val="left"/>
+            </w:pPr>
+            <w:r>
+              <w:rPr>
+                <w:rStyle w:val="VerbatimChar"/>
+              </w:rPr>
+              <w:t xml:space="preserve">i_cfg_chip_id</w:t>
+            </w:r>
+          </w:p>
+        </w:tc>
+        <w:tc>
+          <w:tcPr/>
+          <w:p>
+            <w:pPr>
+              <w:pStyle w:val="Compact"/>
+              <w:jc w:val="left"/>
+            </w:pPr>
+            <w:r>
+              <w:t xml:space="preserve">in</w:t>
+            </w:r>
+          </w:p>
+        </w:tc>
+        <w:tc>
+          <w:tcPr/>
+          <w:p>
+            <w:pPr>
+              <w:pStyle w:val="Compact"/>
+              <w:jc w:val="right"/>
+            </w:pPr>
+            <w:r>
+              <w:t xml:space="preserve">32</w:t>
+            </w:r>
+          </w:p>
+        </w:tc>
+        <w:tc>
+          <w:tcPr/>
+          <w:p>
+            <w:pPr>
+              <w:pStyle w:val="Compact"/>
+              <w:jc w:val="left"/>
+            </w:pPr>
+            <w:r>
+              <w:rPr>
+                <w:rStyle w:val="VerbatimChar"/>
+              </w:rPr>
+              <w:t xml:space="preserve">qnsc_pkg::C_CHIP_ID</w:t>
+            </w:r>
+          </w:p>
+        </w:tc>
+        <w:tc>
+          <w:tcPr/>
+          <w:p>
+            <w:pPr>
+              <w:pStyle w:val="Compact"/>
+              <w:jc w:val="left"/>
+            </w:pPr>
+            <w:r>
+              <w:t xml:space="preserve">Value of</w:t>
             </w:r>
             <w:r>
               <w:t xml:space="preserve"> </w:t>
             </w:r>
             <w:r>
-              <w:t xml:space="preserve">of</w:t>
+              <w:rPr>
+                <w:rStyle w:val="VerbatimChar"/>
+              </w:rPr>
+              <w:t xml:space="preserve">CHIP_ID_REV</w:t>
+            </w:r>
+            <w:r>
+              <w:t xml:space="preserve">. A port, because the wrapper is IP and does not use</w:t>
             </w:r>
             <w:r>
               <w:t xml:space="preserve"> </w:t>
@@ -2593,61 +2947,14 @@
               <w:rPr>
                 <w:rStyle w:val="VerbatimChar"/>
               </w:rPr>
-              <w:t xml:space="preserve">SCRC</w:t>
-            </w:r>
-            <w:r>
-              <w:t xml:space="preserve"> </w:t>
-            </w:r>
-            <w:r>
-              <w:t xml:space="preserve">domain</w:t>
-            </w:r>
-            <w:r>
-              <w:t xml:space="preserve"> </w:t>
-            </w:r>
-            <w:r>
-              <w:rPr>
-                <w:i/>
-                <w:iCs/>
-              </w:rPr>
-              <w:t xml:space="preserve">n</w:t>
-            </w:r>
-            <w:r>
-              <w:t xml:space="preserve">; bits 13, 30:18 tied 0</w:t>
-            </w:r>
-          </w:p>
-        </w:tc>
-        <w:tc>
-          <w:tcPr/>
-          <w:p>
-            <w:pPr>
-              <w:pStyle w:val="Compact"/>
-              <w:jc w:val="left"/>
-            </w:pPr>
-            <w:r>
-              <w:t xml:space="preserve">1 = domain</w:t>
-            </w:r>
-            <w:r>
-              <w:t xml:space="preserve"> </w:t>
-            </w:r>
-            <w:r>
-              <w:rPr>
-                <w:i/>
-                <w:iCs/>
-              </w:rPr>
-              <w:t xml:space="preserve">n</w:t>
-            </w:r>
-            <w:r>
-              <w:t xml:space="preserve"> </w:t>
-            </w:r>
-            <w:r>
-              <w:t xml:space="preserve">in reset. Reserved bits are not read</w:t>
+              <w:t xml:space="preserve">qnsc_pkg</w:t>
             </w:r>
           </w:p>
         </w:tc>
       </w:tr>
     </w:tbl>
-    <w:bookmarkEnd w:id="34"/>
-    <w:bookmarkStart w:id="38" w:name="register-map"/>
+    <w:bookmarkEnd w:id="29"/>
+    <w:bookmarkStart w:id="33" w:name="register-map"/>
     <w:p>
       <w:pPr>
         <w:pStyle w:val="Heading1"/>
@@ -2669,6 +2976,7 @@
         <w:tblStyle w:val="TableGrid"/>
         <w:tblW w:type="auto" w:w="0"/>
         <w:tblLook w:firstRow="1" w:lastRow="0" w:firstColumn="0" w:lastColumn="0" w:noHBand="0" w:noVBand="0" w:val="0020"/>
+        <w:jc w:val="start"/>
         <w:tblCaption w:val="Memory map, regions behind APB_M1"/>
       </w:tblPr>
       <w:tblGrid>
@@ -2681,7 +2989,7 @@
       </w:tblGrid>
       <w:tr>
         <w:trPr>
-          <w:tblHeader w:val="on"/>
+          <w:tblHeader w:val="true"/>
         </w:trPr>
         <w:tc>
           <w:tcPr/>
@@ -2893,8 +3201,8 @@
       <w:tblPr>
         <w:tblStyle w:val="TableGrid"/>
         <w:tblW w:type="pct" w:w="5000"/>
-        <w:tblLayout w:type="fixed"/>
         <w:tblLook w:firstRow="1" w:lastRow="0" w:firstColumn="0" w:lastColumn="0" w:noHBand="0" w:noVBand="0" w:val="0020"/>
+        <w:jc w:val="start"/>
         <w:tblCaption w:val="Register map"/>
       </w:tblPr>
       <w:tblGrid>
@@ -2906,7 +3214,7 @@
       </w:tblGrid>
       <w:tr>
         <w:trPr>
-          <w:tblHeader w:val="on"/>
+          <w:tblHeader w:val="true"/>
         </w:trPr>
         <w:tc>
           <w:tcPr/>
@@ -3264,18 +3572,18 @@
           <wp:inline>
             <wp:extent cx="5727700" cy="2379387"/>
             <wp:effectExtent b="0" l="0" r="0" t="0"/>
-            <wp:docPr descr="Register fields; shaded bits are reserved and read 0" title="" id="36" name="Picture"/>
+            <wp:docPr descr="Register fields; shaded bits are reserved and read 0" title="" id="31" name="Picture"/>
             <a:graphic>
               <a:graphicData uri="http://schemas.openxmlformats.org/drawingml/2006/picture">
                 <pic:pic>
                   <pic:nvPicPr>
-                    <pic:cNvPr descr="../figures/img/fig_syscsr_regs.png" id="37" name="Picture"/>
+                    <pic:cNvPr descr="../figures/img/fig_syscsr_regs.png" id="32" name="Picture"/>
                     <pic:cNvPicPr>
                       <a:picLocks noChangeArrowheads="1" noChangeAspect="1"/>
                     </pic:cNvPicPr>
                   </pic:nvPicPr>
                   <pic:blipFill>
-                    <a:blip r:embed="rId35"/>
+                    <a:blip r:embed="rId30"/>
                     <a:stretch>
                       <a:fillRect/>
                     </a:stretch>
@@ -3332,8 +3640,8 @@
       <w:tblPr>
         <w:tblStyle w:val="TableGrid"/>
         <w:tblW w:type="pct" w:w="5000"/>
-        <w:tblLayout w:type="fixed"/>
         <w:tblLook w:firstRow="1" w:lastRow="0" w:firstColumn="0" w:lastColumn="0" w:noHBand="0" w:noVBand="0" w:val="0020"/>
+        <w:jc w:val="start"/>
         <w:tblCaption w:val="RESET_CAUSE fields"/>
       </w:tblPr>
       <w:tblGrid>
@@ -3346,7 +3654,7 @@
       </w:tblGrid>
       <w:tr>
         <w:trPr>
-          <w:tblHeader w:val="on"/>
+          <w:tblHeader w:val="true"/>
         </w:trPr>
         <w:tc>
           <w:tcPr/>
@@ -3789,6 +4097,7 @@
         <w:tblStyle w:val="TableGrid"/>
         <w:tblW w:type="auto" w:w="0"/>
         <w:tblLook w:firstRow="1" w:lastRow="0" w:firstColumn="0" w:lastColumn="0" w:noHBand="0" w:noVBand="0" w:val="0020"/>
+        <w:jc w:val="start"/>
         <w:tblCaption w:val="DOMAIN_RST_STATUS fields, all RO; the bit map is QNSC_SCRC_MAS Table 6-3"/>
       </w:tblPr>
       <w:tblGrid>
@@ -3798,7 +4107,7 @@
       </w:tblGrid>
       <w:tr>
         <w:trPr>
-          <w:tblHeader w:val="on"/>
+          <w:tblHeader w:val="true"/>
         </w:trPr>
         <w:tc>
           <w:tcPr/>
@@ -4683,8 +4992,8 @@
       <w:tblPr>
         <w:tblStyle w:val="TableGrid"/>
         <w:tblW w:type="pct" w:w="5000"/>
-        <w:tblLayout w:type="fixed"/>
         <w:tblLook w:firstRow="1" w:lastRow="0" w:firstColumn="0" w:lastColumn="0" w:noHBand="0" w:noVBand="0" w:val="0020"/>
+        <w:jc w:val="start"/>
         <w:tblCaption w:val="CHIP_ID_REV fields"/>
       </w:tblPr>
       <w:tblGrid>
@@ -4696,7 +5005,7 @@
       </w:tblGrid>
       <w:tr>
         <w:trPr>
-          <w:tblHeader w:val="on"/>
+          <w:tblHeader w:val="true"/>
         </w:trPr>
         <w:tc>
           <w:tcPr/>
@@ -4834,7 +5143,13 @@
               <w:t xml:space="preserve"> </w:t>
             </w:r>
             <w:r>
-              <w:t xml:space="preserve">‘Q’</w:t>
+              <w:t xml:space="preserve">‘</w:t>
+            </w:r>
+            <w:r>
+              <w:t xml:space="preserve">Q</w:t>
+            </w:r>
+            <w:r>
+              <w:t xml:space="preserve">’</w:t>
             </w:r>
             <w:r>
               <w:t xml:space="preserve">,</w:t>
@@ -4843,7 +5158,13 @@
               <w:t xml:space="preserve"> </w:t>
             </w:r>
             <w:r>
-              <w:t xml:space="preserve">‘S’</w:t>
+              <w:t xml:space="preserve">‘</w:t>
+            </w:r>
+            <w:r>
+              <w:t xml:space="preserve">S</w:t>
+            </w:r>
+            <w:r>
+              <w:t xml:space="preserve">’</w:t>
             </w:r>
             <w:r>
               <w:t xml:space="preserve">,</w:t>
@@ -4852,7 +5173,13 @@
               <w:t xml:space="preserve"> </w:t>
             </w:r>
             <w:r>
-              <w:t xml:space="preserve">‘O’</w:t>
+              <w:t xml:space="preserve">‘</w:t>
+            </w:r>
+            <w:r>
+              <w:t xml:space="preserve">O</w:t>
+            </w:r>
+            <w:r>
+              <w:t xml:space="preserve">’</w:t>
             </w:r>
             <w:r>
               <w:t xml:space="preserve">,</w:t>
@@ -4861,7 +5188,13 @@
               <w:t xml:space="preserve"> </w:t>
             </w:r>
             <w:r>
-              <w:t xml:space="preserve">‘C’</w:t>
+              <w:t xml:space="preserve">‘</w:t>
+            </w:r>
+            <w:r>
+              <w:t xml:space="preserve">C</w:t>
+            </w:r>
+            <w:r>
+              <w:t xml:space="preserve">’</w:t>
             </w:r>
             <w:r>
               <w:t xml:space="preserve">, most significant byte first. No revision field</w:t>
@@ -4870,8 +5203,8 @@
         </w:tc>
       </w:tr>
     </w:tbl>
-    <w:bookmarkEnd w:id="38"/>
-    <w:bookmarkStart w:id="47" w:name="functional-behaviour"/>
+    <w:bookmarkEnd w:id="33"/>
+    <w:bookmarkStart w:id="42" w:name="functional-behaviour"/>
     <w:p>
       <w:pPr>
         <w:pStyle w:val="Heading1"/>
@@ -4880,7 +5213,7 @@
         <w:t xml:space="preserve">7. Functional behaviour</w:t>
       </w:r>
     </w:p>
-    <w:bookmarkStart w:id="39" w:name="clock-and-reset"/>
+    <w:bookmarkStart w:id="34" w:name="clock-and-reset"/>
     <w:p>
       <w:pPr>
         <w:pStyle w:val="Heading2"/>
@@ -4891,11 +5224,11 @@
     </w:p>
     <w:p>
       <w:pPr>
-        <w:pStyle w:val="Compact"/>
         <w:numPr>
           <w:ilvl w:val="0"/>
           <w:numId w:val="1003"/>
         </w:numPr>
+        <w:pStyle w:val="Compact"/>
         <w:jc w:val="left"/>
       </w:pPr>
       <w:r>
@@ -4958,11 +5291,11 @@
     </w:p>
     <w:p>
       <w:pPr>
-        <w:pStyle w:val="Compact"/>
         <w:numPr>
           <w:ilvl w:val="0"/>
           <w:numId w:val="1003"/>
         </w:numPr>
+        <w:pStyle w:val="Compact"/>
         <w:jc w:val="left"/>
       </w:pPr>
       <w:r>
@@ -4998,11 +5331,11 @@
     </w:p>
     <w:p>
       <w:pPr>
-        <w:pStyle w:val="Compact"/>
         <w:numPr>
           <w:ilvl w:val="0"/>
           <w:numId w:val="1003"/>
         </w:numPr>
+        <w:pStyle w:val="Compact"/>
         <w:jc w:val="left"/>
       </w:pPr>
       <w:r>
@@ -5026,11 +5359,11 @@
     </w:p>
     <w:p>
       <w:pPr>
-        <w:pStyle w:val="Compact"/>
         <w:numPr>
           <w:ilvl w:val="0"/>
           <w:numId w:val="1003"/>
         </w:numPr>
+        <w:pStyle w:val="Compact"/>
         <w:jc w:val="left"/>
       </w:pPr>
       <w:r>
@@ -5073,8 +5406,8 @@
         <w:t xml:space="preserve">reading master leave reset.</w:t>
       </w:r>
     </w:p>
-    <w:bookmarkEnd w:id="39"/>
-    <w:bookmarkStart w:id="43" w:name="reset-cause"/>
+    <w:bookmarkEnd w:id="34"/>
+    <w:bookmarkStart w:id="38" w:name="reset-cause"/>
     <w:p>
       <w:pPr>
         <w:pStyle w:val="Heading2"/>
@@ -5093,18 +5426,18 @@
           <wp:inline>
             <wp:extent cx="5727700" cy="2192890"/>
             <wp:effectExtent b="0" l="0" r="0" t="0"/>
-            <wp:docPr descr="RESET_CAUSE across power-on, a firmware clear and a watchdog bite" title="" id="41" name="Picture"/>
+            <wp:docPr descr="RESET_CAUSE across power-on, a firmware clear and a watchdog bite" title="" id="36" name="Picture"/>
             <a:graphic>
               <a:graphicData uri="http://schemas.openxmlformats.org/drawingml/2006/picture">
                 <pic:pic>
                   <pic:nvPicPr>
-                    <pic:cNvPr descr="../figures/img/wave_syscsr_cause.png" id="42" name="Picture"/>
+                    <pic:cNvPr descr="../figures/img/wave_syscsr_cause.png" id="37" name="Picture"/>
                     <pic:cNvPicPr>
                       <a:picLocks noChangeArrowheads="1" noChangeAspect="1"/>
                     </pic:cNvPicPr>
                   </pic:nvPicPr>
                   <pic:blipFill>
-                    <a:blip r:embed="rId40"/>
+                    <a:blip r:embed="rId35"/>
                     <a:stretch>
                       <a:fillRect/>
                     </a:stretch>
@@ -5142,17 +5475,17 @@
     </w:p>
     <w:p>
       <w:pPr>
-        <w:pStyle w:val="Compact"/>
         <w:numPr>
           <w:ilvl w:val="0"/>
           <w:numId w:val="1004"/>
         </w:numPr>
+        <w:pStyle w:val="Compact"/>
         <w:jc w:val="left"/>
       </w:pPr>
       <w:r>
         <w:rPr>
+          <w:bCs/>
           <w:b/>
-          <w:bCs/>
         </w:rPr>
         <w:t xml:space="preserve">Power-on</w:t>
       </w:r>
@@ -5180,17 +5513,17 @@
     </w:p>
     <w:p>
       <w:pPr>
-        <w:pStyle w:val="Compact"/>
         <w:numPr>
           <w:ilvl w:val="0"/>
           <w:numId w:val="1004"/>
         </w:numPr>
+        <w:pStyle w:val="Compact"/>
         <w:jc w:val="left"/>
       </w:pPr>
       <w:r>
         <w:rPr>
+          <w:bCs/>
           <w:b/>
-          <w:bCs/>
         </w:rPr>
         <w:t xml:space="preserve">Watchdog, software</w:t>
       </w:r>
@@ -5248,11 +5581,11 @@
     </w:p>
     <w:p>
       <w:pPr>
-        <w:pStyle w:val="Compact"/>
         <w:numPr>
           <w:ilvl w:val="0"/>
           <w:numId w:val="1004"/>
         </w:numPr>
+        <w:pStyle w:val="Compact"/>
         <w:jc w:val="left"/>
       </w:pPr>
       <w:r>
@@ -5267,17 +5600,17 @@
     </w:p>
     <w:p>
       <w:pPr>
-        <w:pStyle w:val="Compact"/>
         <w:numPr>
           <w:ilvl w:val="0"/>
           <w:numId w:val="1004"/>
         </w:numPr>
+        <w:pStyle w:val="Compact"/>
         <w:jc w:val="left"/>
       </w:pPr>
       <w:r>
         <w:rPr>
+          <w:bCs/>
           <w:b/>
-          <w:bCs/>
         </w:rPr>
         <w:t xml:space="preserve">Write race.</w:t>
       </w:r>
@@ -5342,8 +5675,8 @@
         <w:t xml:space="preserve">its first edge. The set enable lasts 16 edges, so the bit is set at the next.</w:t>
       </w:r>
     </w:p>
-    <w:bookmarkEnd w:id="43"/>
-    <w:bookmarkStart w:id="44" w:name="domain-reset-status"/>
+    <w:bookmarkEnd w:id="38"/>
+    <w:bookmarkStart w:id="39" w:name="domain-reset-status"/>
     <w:p>
       <w:pPr>
         <w:pStyle w:val="Heading2"/>
@@ -5354,11 +5687,11 @@
     </w:p>
     <w:p>
       <w:pPr>
-        <w:pStyle w:val="Compact"/>
         <w:numPr>
           <w:ilvl w:val="0"/>
           <w:numId w:val="1005"/>
         </w:numPr>
+        <w:pStyle w:val="Compact"/>
         <w:jc w:val="left"/>
       </w:pPr>
       <w:r>
@@ -5421,11 +5754,11 @@
     </w:p>
     <w:p>
       <w:pPr>
-        <w:pStyle w:val="Compact"/>
         <w:numPr>
           <w:ilvl w:val="0"/>
           <w:numId w:val="1005"/>
         </w:numPr>
+        <w:pStyle w:val="Compact"/>
         <w:jc w:val="left"/>
       </w:pPr>
       <w:r>
@@ -5480,8 +5813,8 @@
       <w:tblPr>
         <w:tblStyle w:val="TableGrid"/>
         <w:tblW w:type="pct" w:w="5000"/>
-        <w:tblLayout w:type="fixed"/>
         <w:tblLook w:firstRow="1" w:lastRow="0" w:firstColumn="0" w:lastColumn="0" w:noHBand="0" w:noVBand="0" w:val="0020"/>
+        <w:jc w:val="start"/>
         <w:tblCaption w:val="Values read in the states firmware and the debugger meet"/>
       </w:tblPr>
       <w:tblGrid>
@@ -5491,7 +5824,7 @@
       </w:tblGrid>
       <w:tr>
         <w:trPr>
-          <w:tblHeader w:val="on"/>
+          <w:tblHeader w:val="true"/>
         </w:trPr>
         <w:tc>
           <w:tcPr/>
@@ -5764,8 +6097,8 @@
         <w:t xml:space="preserve">.</w:t>
       </w:r>
     </w:p>
-    <w:bookmarkEnd w:id="44"/>
-    <w:bookmarkStart w:id="45" w:name="bus-access"/>
+    <w:bookmarkEnd w:id="39"/>
+    <w:bookmarkStart w:id="40" w:name="bus-access"/>
     <w:p>
       <w:pPr>
         <w:pStyle w:val="Heading2"/>
@@ -5786,8 +6119,8 @@
       <w:tblPr>
         <w:tblStyle w:val="TableGrid"/>
         <w:tblW w:type="pct" w:w="5000"/>
-        <w:tblLayout w:type="fixed"/>
         <w:tblLook w:firstRow="1" w:lastRow="0" w:firstColumn="0" w:lastColumn="0" w:noHBand="0" w:noVBand="0" w:val="0020"/>
+        <w:jc w:val="start"/>
         <w:tblCaption w:val="Access results"/>
       </w:tblPr>
       <w:tblGrid>
@@ -5798,7 +6131,7 @@
       </w:tblGrid>
       <w:tr>
         <w:trPr>
-          <w:tblHeader w:val="on"/>
+          <w:tblHeader w:val="true"/>
         </w:trPr>
         <w:tc>
           <w:tcPr/>
@@ -6231,8 +6564,8 @@
         <w:t xml:space="preserve">is therefore an access fault in Ibex.</w:t>
       </w:r>
     </w:p>
-    <w:bookmarkEnd w:id="45"/>
-    <w:bookmarkStart w:id="46" w:name="firmware-use"/>
+    <w:bookmarkEnd w:id="40"/>
+    <w:bookmarkStart w:id="41" w:name="firmware-use"/>
     <w:p>
       <w:pPr>
         <w:pStyle w:val="Heading2"/>
@@ -6243,11 +6576,11 @@
     </w:p>
     <w:p>
       <w:pPr>
-        <w:pStyle w:val="Compact"/>
         <w:numPr>
           <w:ilvl w:val="0"/>
           <w:numId w:val="1006"/>
         </w:numPr>
+        <w:pStyle w:val="Compact"/>
         <w:jc w:val="left"/>
       </w:pPr>
       <w:r>
@@ -6274,11 +6607,11 @@
     </w:p>
     <w:p>
       <w:pPr>
-        <w:pStyle w:val="Compact"/>
         <w:numPr>
           <w:ilvl w:val="0"/>
           <w:numId w:val="1006"/>
         </w:numPr>
+        <w:pStyle w:val="Compact"/>
         <w:jc w:val="left"/>
       </w:pPr>
       <w:r>
@@ -6312,9 +6645,9 @@
         <w:t xml:space="preserve">, is on a QSOC.</w:t>
       </w:r>
     </w:p>
-    <w:bookmarkEnd w:id="46"/>
-    <w:bookmarkEnd w:id="47"/>
-    <w:bookmarkStart w:id="48" w:name="instances"/>
+    <w:bookmarkEnd w:id="41"/>
+    <w:bookmarkEnd w:id="42"/>
+    <w:bookmarkStart w:id="43" w:name="instances"/>
     <w:p>
       <w:pPr>
         <w:pStyle w:val="Heading1"/>
@@ -6337,7 +6670,7 @@
         <w:rPr>
           <w:rStyle w:val="VerbatimChar"/>
         </w:rPr>
-        <w:t xml:space="preserve">m_qnsc_syscsr</w:t>
+        <w:t xml:space="preserve">m_qnsc_wrap_syscsr</w:t>
       </w:r>
       <w:r>
         <w:t xml:space="preserve"> </w:t>
@@ -6370,8 +6703,8 @@
         <w:t xml:space="preserve">.</w:t>
       </w:r>
     </w:p>
-    <w:bookmarkEnd w:id="48"/>
-    <w:bookmarkStart w:id="49" w:name="X31074a9102d88bba972e4f71edc3e97f3cd819b"/>
+    <w:bookmarkEnd w:id="43"/>
+    <w:bookmarkStart w:id="44" w:name="X31074a9102d88bba972e4f71edc3e97f3cd819b"/>
     <w:p>
       <w:pPr>
         <w:pStyle w:val="Heading1"/>
@@ -6392,8 +6725,8 @@
       <w:tblPr>
         <w:tblStyle w:val="TableGrid"/>
         <w:tblW w:type="pct" w:w="5000"/>
-        <w:tblLayout w:type="fixed"/>
         <w:tblLook w:firstRow="1" w:lastRow="0" w:firstColumn="0" w:lastColumn="0" w:noHBand="0" w:noVBand="0" w:val="0020"/>
+        <w:jc w:val="start"/>
         <w:tblCaption w:val="Functions this block does not provide"/>
       </w:tblPr>
       <w:tblGrid>
@@ -6402,7 +6735,7 @@
       </w:tblGrid>
       <w:tr>
         <w:trPr>
-          <w:tblHeader w:val="on"/>
+          <w:tblHeader w:val="true"/>
         </w:trPr>
         <w:tc>
           <w:tcPr/>
@@ -6577,8 +6910,8 @@
         </w:tc>
       </w:tr>
     </w:tbl>
-    <w:bookmarkEnd w:id="49"/>
-    <w:bookmarkStart w:id="50" w:name="tie-offs"/>
+    <w:bookmarkEnd w:id="44"/>
+    <w:bookmarkStart w:id="45" w:name="tie-offs"/>
     <w:p>
       <w:pPr>
         <w:pStyle w:val="Heading1"/>
@@ -6601,16 +6934,16 @@
         <w:rPr>
           <w:rStyle w:val="VerbatimChar"/>
         </w:rPr>
-        <w:t xml:space="preserve">m_qnsc_syscsr</w:t>
+        <w:t xml:space="preserve">m_qnsc_wrap_syscsr</w:t>
       </w:r>
     </w:p>
     <w:tbl>
       <w:tblPr>
         <w:tblStyle w:val="TableGrid"/>
         <w:tblW w:type="pct" w:w="5000"/>
-        <w:tblLayout w:type="fixed"/>
         <w:tblLook w:firstRow="1" w:lastRow="0" w:firstColumn="0" w:lastColumn="0" w:noHBand="0" w:noVBand="0" w:val="0020"/>
-        <w:tblCaption w:val="Tie-offs inside m_qnsc_syscsr"/>
+        <w:jc w:val="start"/>
+        <w:tblCaption w:val="Tie-offs inside m_qnsc_wrap_syscsr"/>
       </w:tblPr>
       <w:tblGrid>
         <w:gridCol w:w="2640"/>
@@ -6619,7 +6952,7 @@
       </w:tblGrid>
       <w:tr>
         <w:trPr>
-          <w:tblHeader w:val="on"/>
+          <w:tblHeader w:val="true"/>
         </w:trPr>
         <w:tc>
           <w:tcPr/>
@@ -6864,6 +7197,39 @@
               <w:jc w:val="left"/>
             </w:pPr>
             <w:r>
+              <w:t xml:space="preserve">the port</w:t>
+            </w:r>
+            <w:r>
+              <w:t xml:space="preserve"> </w:t>
+            </w:r>
+            <w:r>
+              <w:rPr>
+                <w:rStyle w:val="VerbatimChar"/>
+              </w:rPr>
+              <w:t xml:space="preserve">i_cfg_chip_id</w:t>
+            </w:r>
+            <w:r>
+              <w:t xml:space="preserve">, tied by</w:t>
+            </w:r>
+            <w:r>
+              <w:t xml:space="preserve"> </w:t>
+            </w:r>
+            <w:r>
+              <w:rPr>
+                <w:rStyle w:val="VerbatimChar"/>
+              </w:rPr>
+              <w:t xml:space="preserve">design/top</w:t>
+            </w:r>
+            <w:r>
+              <w:t xml:space="preserve"> </w:t>
+            </w:r>
+            <w:r>
+              <w:t xml:space="preserve">to</w:t>
+            </w:r>
+            <w:r>
+              <w:t xml:space="preserve"> </w:t>
+            </w:r>
+            <w:r>
               <w:rPr>
                 <w:rStyle w:val="VerbatimChar"/>
               </w:rPr>
@@ -7006,8 +7372,8 @@
         </w:tc>
       </w:tr>
     </w:tbl>
-    <w:bookmarkEnd w:id="50"/>
-    <w:bookmarkStart w:id="51" w:name="requirements-on-others-and-open-items"/>
+    <w:bookmarkEnd w:id="45"/>
+    <w:bookmarkStart w:id="46" w:name="requirements-on-others-and-open-items"/>
     <w:p>
       <w:pPr>
         <w:pStyle w:val="Heading1"/>
@@ -7028,8 +7394,8 @@
       <w:tblPr>
         <w:tblStyle w:val="TableGrid"/>
         <w:tblW w:type="pct" w:w="5000"/>
-        <w:tblLayout w:type="fixed"/>
         <w:tblLook w:firstRow="1" w:lastRow="0" w:firstColumn="0" w:lastColumn="0" w:noHBand="0" w:noVBand="0" w:val="0020"/>
+        <w:jc w:val="start"/>
         <w:tblCaption w:val="Requirements on other owners"/>
       </w:tblPr>
       <w:tblGrid>
@@ -7039,7 +7405,7 @@
       </w:tblGrid>
       <w:tr>
         <w:trPr>
-          <w:tblHeader w:val="on"/>
+          <w:tblHeader w:val="true"/>
         </w:trPr>
         <w:tc>
           <w:tcPr/>
@@ -7287,8 +7653,8 @@
       <w:tblPr>
         <w:tblStyle w:val="TableGrid"/>
         <w:tblW w:type="pct" w:w="5000"/>
-        <w:tblLayout w:type="fixed"/>
         <w:tblLook w:firstRow="1" w:lastRow="0" w:firstColumn="0" w:lastColumn="0" w:noHBand="0" w:noVBand="0" w:val="0020"/>
+        <w:jc w:val="start"/>
         <w:tblCaption w:val="HAS text this specification departs from"/>
       </w:tblPr>
       <w:tblGrid>
@@ -7298,7 +7664,7 @@
       </w:tblGrid>
       <w:tr>
         <w:trPr>
-          <w:tblHeader w:val="on"/>
+          <w:tblHeader w:val="true"/>
         </w:trPr>
         <w:tc>
           <w:tcPr/>
@@ -7397,7 +7763,13 @@
               <w:t xml:space="preserve"> </w:t>
             </w:r>
             <w:r>
-              <w:t xml:space="preserve">“SYSCSR only reset by Power-on reset”</w:t>
+              <w:t xml:space="preserve">“</w:t>
+            </w:r>
+            <w:r>
+              <w:t xml:space="preserve">SYSCSR only reset by Power-on reset</w:t>
+            </w:r>
+            <w:r>
+              <w:t xml:space="preserve">”</w:t>
             </w:r>
           </w:p>
         </w:tc>
@@ -7556,8 +7928,8 @@
         <w:t xml:space="preserve">Open items: none.</w:t>
       </w:r>
     </w:p>
-    <w:bookmarkEnd w:id="51"/>
-    <w:bookmarkStart w:id="52" w:name="verification"/>
+    <w:bookmarkEnd w:id="46"/>
+    <w:bookmarkStart w:id="47" w:name="verification"/>
     <w:p>
       <w:pPr>
         <w:pStyle w:val="Heading1"/>
@@ -7568,11 +7940,11 @@
     </w:p>
     <w:p>
       <w:pPr>
-        <w:pStyle w:val="Compact"/>
         <w:numPr>
           <w:ilvl w:val="0"/>
           <w:numId w:val="1007"/>
         </w:numPr>
+        <w:pStyle w:val="Compact"/>
         <w:jc w:val="left"/>
       </w:pPr>
       <w:r>
@@ -7644,11 +8016,11 @@
     </w:p>
     <w:p>
       <w:pPr>
-        <w:pStyle w:val="Compact"/>
         <w:numPr>
           <w:ilvl w:val="0"/>
           <w:numId w:val="1007"/>
         </w:numPr>
+        <w:pStyle w:val="Compact"/>
         <w:jc w:val="left"/>
       </w:pPr>
       <w:r>
@@ -7681,11 +8053,11 @@
     </w:p>
     <w:p>
       <w:pPr>
-        <w:pStyle w:val="Compact"/>
         <w:numPr>
           <w:ilvl w:val="0"/>
           <w:numId w:val="1007"/>
         </w:numPr>
+        <w:pStyle w:val="Compact"/>
         <w:jc w:val="left"/>
       </w:pPr>
       <w:r>
@@ -7718,11 +8090,11 @@
     </w:p>
     <w:p>
       <w:pPr>
-        <w:pStyle w:val="Compact"/>
         <w:numPr>
           <w:ilvl w:val="0"/>
           <w:numId w:val="1007"/>
         </w:numPr>
+        <w:pStyle w:val="Compact"/>
         <w:jc w:val="left"/>
       </w:pPr>
       <w:r>
@@ -7755,11 +8127,11 @@
     </w:p>
     <w:p>
       <w:pPr>
-        <w:pStyle w:val="Compact"/>
         <w:numPr>
           <w:ilvl w:val="0"/>
           <w:numId w:val="1007"/>
         </w:numPr>
+        <w:pStyle w:val="Compact"/>
         <w:jc w:val="left"/>
       </w:pPr>
       <w:r>
@@ -7807,11 +8179,11 @@
     </w:p>
     <w:p>
       <w:pPr>
-        <w:pStyle w:val="Compact"/>
         <w:numPr>
           <w:ilvl w:val="0"/>
           <w:numId w:val="1007"/>
         </w:numPr>
+        <w:pStyle w:val="Compact"/>
         <w:jc w:val="left"/>
       </w:pPr>
       <w:r>
@@ -7874,11 +8246,11 @@
     </w:p>
     <w:p>
       <w:pPr>
-        <w:pStyle w:val="Compact"/>
         <w:numPr>
           <w:ilvl w:val="0"/>
           <w:numId w:val="1007"/>
         </w:numPr>
+        <w:pStyle w:val="Compact"/>
         <w:jc w:val="left"/>
       </w:pPr>
       <w:r>
@@ -7926,11 +8298,11 @@
     </w:p>
     <w:p>
       <w:pPr>
-        <w:pStyle w:val="Compact"/>
         <w:numPr>
           <w:ilvl w:val="0"/>
           <w:numId w:val="1007"/>
         </w:numPr>
+        <w:pStyle w:val="Compact"/>
         <w:jc w:val="left"/>
       </w:pPr>
       <w:r>
@@ -7984,11 +8356,11 @@
     </w:p>
     <w:p>
       <w:pPr>
-        <w:pStyle w:val="Compact"/>
         <w:numPr>
           <w:ilvl w:val="0"/>
           <w:numId w:val="1007"/>
         </w:numPr>
+        <w:pStyle w:val="Compact"/>
         <w:jc w:val="left"/>
       </w:pPr>
       <w:r>
@@ -8006,11 +8378,11 @@
     </w:p>
     <w:p>
       <w:pPr>
-        <w:pStyle w:val="Compact"/>
         <w:numPr>
           <w:ilvl w:val="0"/>
           <w:numId w:val="1007"/>
         </w:numPr>
+        <w:pStyle w:val="Compact"/>
         <w:jc w:val="left"/>
       </w:pPr>
       <w:r>
@@ -8056,8 +8428,8 @@
         <w:t xml:space="preserve">only (netlist check).</w:t>
       </w:r>
     </w:p>
-    <w:bookmarkEnd w:id="52"/>
-    <w:bookmarkStart w:id="53" w:name="appendix-a.-acronyms"/>
+    <w:bookmarkEnd w:id="47"/>
+    <w:bookmarkStart w:id="48" w:name="appendix-a.-acronyms"/>
     <w:p>
       <w:pPr>
         <w:pStyle w:val="Heading1"/>
@@ -8079,6 +8451,7 @@
         <w:tblStyle w:val="TableGrid"/>
         <w:tblW w:type="auto" w:w="0"/>
         <w:tblLook w:firstRow="1" w:lastRow="0" w:firstColumn="0" w:lastColumn="0" w:noHBand="0" w:noVBand="0" w:val="0020"/>
+        <w:jc w:val="start"/>
         <w:tblCaption w:val="Acronyms"/>
       </w:tblPr>
       <w:tblGrid>
@@ -8087,7 +8460,7 @@
       </w:tblGrid>
       <w:tr>
         <w:trPr>
-          <w:tblHeader w:val="on"/>
+          <w:tblHeader w:val="true"/>
         </w:trPr>
         <w:tc>
           <w:tcPr/>
@@ -8280,8 +8653,8 @@
         </w:tc>
       </w:tr>
     </w:tbl>
-    <w:bookmarkEnd w:id="53"/>
-    <w:bookmarkStart w:id="54" w:name="appendix-b.-first-review"/>
+    <w:bookmarkEnd w:id="48"/>
+    <w:bookmarkStart w:id="49" w:name="appendix-b.-first-review"/>
     <w:p>
       <w:pPr>
         <w:pStyle w:val="Heading1"/>
@@ -8302,8 +8675,8 @@
       <w:tblPr>
         <w:tblStyle w:val="TableGrid"/>
         <w:tblW w:type="pct" w:w="5000"/>
-        <w:tblLayout w:type="fixed"/>
         <w:tblLook w:firstRow="1" w:lastRow="0" w:firstColumn="0" w:lastColumn="0" w:noHBand="0" w:noVBand="0" w:val="0020"/>
+        <w:jc w:val="start"/>
         <w:tblCaption w:val="First review"/>
       </w:tblPr>
       <w:tblGrid>
@@ -8313,7 +8686,7 @@
       </w:tblGrid>
       <w:tr>
         <w:trPr>
-          <w:tblHeader w:val="on"/>
+          <w:tblHeader w:val="true"/>
         </w:trPr>
         <w:tc>
           <w:tcPr/>
@@ -8376,7 +8749,13 @@
               <w:t xml:space="preserve"> </w:t>
             </w:r>
             <w:r>
-              <w:t xml:space="preserve">‘QCOS’</w:t>
+              <w:t xml:space="preserve">‘</w:t>
+            </w:r>
+            <w:r>
+              <w:t xml:space="preserve">QCOS</w:t>
+            </w:r>
+            <w:r>
+              <w:t xml:space="preserve">’</w:t>
             </w:r>
             <w:r>
               <w:t xml:space="preserve">; separate REV field</w:t>
@@ -8875,12 +9254,12 @@
         </w:tc>
       </w:tr>
     </w:tbl>
-    <w:bookmarkEnd w:id="54"/>
+    <w:bookmarkEnd w:id="49"/>
     <w:sectPr>
-      <w:headerReference r:id="rId11" w:type="default"/>
-      <w:footerReference r:id="rId12" w:type="even"/>
-      <w:footerReference r:id="rId13" w:type="default"/>
-      <w:footerReference r:id="rId14" w:type="first"/>
+      <w:headerReference r:id="rId9" w:type="default"/>
+      <w:footerReference r:id="rId11" w:type="even"/>
+      <w:footerReference r:id="rId10" w:type="default"/>
+      <w:footerReference r:id="rId13" w:type="first"/>
       <w:pgSz w:code="9" w:h="16838" w:w="11906"/>
       <w:pgMar w:bottom="1440" w:footer="288" w:gutter="0" w:header="432" w:left="1440" w:right="1440" w:top="1440"/>
       <w:pgNumType w:fmt="lowerRoman" w:start="1"/>
@@ -9114,7 +9493,7 @@
       <w:rPr>
         <w:szCs w:val="26"/>
       </w:rPr>
-      <w:t>V3.0</w:t>
+      <w:t>V3.1</w:t>
     </w:r>
     <w:r>
       <w:rPr>
@@ -10688,14 +11067,14 @@
     </w:lvl>
   </w:abstractNum>
   <w:abstractNum w:abstractNumId="990">
-    <w:nsid w:val="0000A990"/>
+    <w:nsid w:val="A990"/>
     <w:multiLevelType w:val="multilevel"/>
     <w:lvl w:ilvl="0">
       <w:numFmt w:val="bullet"/>
       <w:lvlText w:val=" "/>
       <w:lvlJc w:val="left"/>
       <w:pPr>
-        <w:ind w:left="720" w:hanging="360"/>
+        <w:ind w:left="720" w:hanging="480"/>
       </w:pPr>
     </w:lvl>
     <w:lvl w:ilvl="1">
@@ -10703,7 +11082,7 @@
       <w:lvlText w:val=" "/>
       <w:lvlJc w:val="left"/>
       <w:pPr>
-        <w:ind w:left="1440" w:hanging="360"/>
+        <w:ind w:left="1440" w:hanging="480"/>
       </w:pPr>
     </w:lvl>
     <w:lvl w:ilvl="2">
@@ -10711,7 +11090,7 @@
       <w:lvlText w:val=" "/>
       <w:lvlJc w:val="left"/>
       <w:pPr>
-        <w:ind w:left="2160" w:hanging="360"/>
+        <w:ind w:left="2160" w:hanging="480"/>
       </w:pPr>
     </w:lvl>
     <w:lvl w:ilvl="3">
@@ -10719,7 +11098,7 @@
       <w:lvlText w:val=" "/>
       <w:lvlJc w:val="left"/>
       <w:pPr>
-        <w:ind w:left="2880" w:hanging="360"/>
+        <w:ind w:left="2880" w:hanging="480"/>
       </w:pPr>
     </w:lvl>
     <w:lvl w:ilvl="4">
@@ -10727,7 +11106,7 @@
       <w:lvlText w:val=" "/>
       <w:lvlJc w:val="left"/>
       <w:pPr>
-        <w:ind w:left="3600" w:hanging="360"/>
+        <w:ind w:left="3600" w:hanging="480"/>
       </w:pPr>
     </w:lvl>
     <w:lvl w:ilvl="5">
@@ -10735,7 +11114,7 @@
       <w:lvlText w:val=" "/>
       <w:lvlJc w:val="left"/>
       <w:pPr>
-        <w:ind w:left="4320" w:hanging="360"/>
+        <w:ind w:left="4320" w:hanging="480"/>
       </w:pPr>
     </w:lvl>
     <w:lvl w:ilvl="6">
@@ -10743,7 +11122,7 @@
       <w:lvlText w:val=" "/>
       <w:lvlJc w:val="left"/>
       <w:pPr>
-        <w:ind w:left="5040" w:hanging="360"/>
+        <w:ind w:left="5040" w:hanging="480"/>
       </w:pPr>
     </w:lvl>
     <w:lvl w:ilvl="7">
@@ -10751,7 +11130,7 @@
       <w:lvlText w:val=" "/>
       <w:lvlJc w:val="left"/>
       <w:pPr>
-        <w:ind w:left="5760" w:hanging="360"/>
+        <w:ind w:left="5760" w:hanging="480"/>
       </w:pPr>
     </w:lvl>
     <w:lvl w:ilvl="8">
@@ -10759,115 +11138,88 @@
       <w:lvlText w:val=" "/>
       <w:lvlJc w:val="left"/>
       <w:pPr>
-        <w:ind w:left="6480" w:hanging="360"/>
+        <w:ind w:left="6480" w:hanging="480"/>
       </w:pPr>
     </w:lvl>
   </w:abstractNum>
   <w:abstractNum w:abstractNumId="991">
-    <w:nsid w:val="0000A991"/>
+    <w:nsid w:val="A991"/>
     <w:multiLevelType w:val="multilevel"/>
     <w:lvl w:ilvl="0">
       <w:numFmt w:val="bullet"/>
-      <w:lvlText w:val=""/>
+      <w:lvlText w:val="•"/>
       <w:lvlJc w:val="left"/>
       <w:pPr>
-        <w:ind w:left="720" w:hanging="360"/>
-      </w:pPr>
-      <w:rPr>
-        <w:rFonts w:ascii="Symbol" w:hAnsi="Symbol" w:cs="Symbol" w:hint="default"/>
-      </w:rPr>
+        <w:ind w:left="720" w:hanging="480"/>
+      </w:pPr>
     </w:lvl>
     <w:lvl w:ilvl="1">
       <w:numFmt w:val="bullet"/>
-      <w:lvlText w:val="o"/>
+      <w:lvlText w:val="–"/>
       <w:lvlJc w:val="left"/>
       <w:pPr>
-        <w:ind w:left="1440" w:hanging="360"/>
-      </w:pPr>
-      <w:rPr>
-        <w:rFonts w:ascii="Courier New" w:hAnsi="Courier New" w:cs="Courier New" w:hint="default"/>
-      </w:rPr>
+        <w:ind w:left="1440" w:hanging="480"/>
+      </w:pPr>
     </w:lvl>
     <w:lvl w:ilvl="2">
       <w:numFmt w:val="bullet"/>
-      <w:lvlText w:val=""/>
+      <w:lvlText w:val="•"/>
       <w:lvlJc w:val="left"/>
       <w:pPr>
-        <w:ind w:left="2160" w:hanging="360"/>
-      </w:pPr>
-      <w:rPr>
-        <w:rFonts w:ascii="Wingdings" w:hAnsi="Wingdings" w:cs="Wingdings" w:hint="default"/>
-      </w:rPr>
+        <w:ind w:left="2160" w:hanging="480"/>
+      </w:pPr>
     </w:lvl>
     <w:lvl w:ilvl="3">
       <w:numFmt w:val="bullet"/>
-      <w:lvlText w:val=""/>
+      <w:lvlText w:val="–"/>
       <w:lvlJc w:val="left"/>
       <w:pPr>
-        <w:ind w:left="2880" w:hanging="360"/>
-      </w:pPr>
-      <w:rPr>
-        <w:rFonts w:ascii="Symbol" w:hAnsi="Symbol" w:cs="Symbol" w:hint="default"/>
-      </w:rPr>
+        <w:ind w:left="2880" w:hanging="480"/>
+      </w:pPr>
     </w:lvl>
     <w:lvl w:ilvl="4">
       <w:numFmt w:val="bullet"/>
-      <w:lvlText w:val="o"/>
+      <w:lvlText w:val="•"/>
       <w:lvlJc w:val="left"/>
       <w:pPr>
-        <w:ind w:left="3600" w:hanging="360"/>
-      </w:pPr>
-      <w:rPr>
-        <w:rFonts w:ascii="Courier New" w:hAnsi="Courier New" w:cs="Courier New" w:hint="default"/>
-      </w:rPr>
+        <w:ind w:left="3600" w:hanging="480"/>
+      </w:pPr>
     </w:lvl>
     <w:lvl w:ilvl="5">
       <w:numFmt w:val="bullet"/>
-      <w:lvlText w:val=""/>
+      <w:lvlText w:val="–"/>
       <w:lvlJc w:val="left"/>
       <w:pPr>
-        <w:ind w:left="4320" w:hanging="360"/>
-      </w:pPr>
-      <w:rPr>
-        <w:rFonts w:ascii="Wingdings" w:hAnsi="Wingdings" w:cs="Wingdings" w:hint="default"/>
-      </w:rPr>
+        <w:ind w:left="4320" w:hanging="480"/>
+      </w:pPr>
     </w:lvl>
     <w:lvl w:ilvl="6">
       <w:numFmt w:val="bullet"/>
-      <w:lvlText w:val=""/>
+      <w:lvlText w:val="•"/>
       <w:lvlJc w:val="left"/>
       <w:pPr>
-        <w:ind w:left="5040" w:hanging="360"/>
-      </w:pPr>
-      <w:rPr>
-        <w:rFonts w:ascii="Symbol" w:hAnsi="Symbol" w:cs="Symbol" w:hint="default"/>
-      </w:rPr>
+        <w:ind w:left="5040" w:hanging="480"/>
+      </w:pPr>
     </w:lvl>
     <w:lvl w:ilvl="7">
       <w:numFmt w:val="bullet"/>
-      <w:lvlText w:val="o"/>
+      <w:lvlText w:val="–"/>
       <w:lvlJc w:val="left"/>
       <w:pPr>
-        <w:ind w:left="5760" w:hanging="360"/>
-      </w:pPr>
-      <w:rPr>
-        <w:rFonts w:ascii="Courier New" w:hAnsi="Courier New" w:cs="Courier New" w:hint="default"/>
-      </w:rPr>
+        <w:ind w:left="5760" w:hanging="480"/>
+      </w:pPr>
     </w:lvl>
     <w:lvl w:ilvl="8">
       <w:numFmt w:val="bullet"/>
-      <w:lvlText w:val=""/>
+      <w:lvlText w:val="•"/>
       <w:lvlJc w:val="left"/>
       <w:pPr>
-        <w:ind w:left="6480" w:hanging="360"/>
-      </w:pPr>
-      <w:rPr>
-        <w:rFonts w:ascii="Wingdings" w:hAnsi="Wingdings" w:cs="Wingdings" w:hint="default"/>
-      </w:rPr>
+        <w:ind w:left="6480" w:hanging="480"/>
+      </w:pPr>
     </w:lvl>
   </w:abstractNum>
   <w:abstractNum w:abstractNumId="99411">
-    <w:nsid w:val="00A99411"/>
+    <w:nsid w:val="A99411"/>
     <w:multiLevelType w:val="multilevel"/>
     <w:lvl w:ilvl="0">
       <w:start w:val="1"/>
@@ -10875,7 +11227,7 @@
       <w:lvlText w:val="%1."/>
       <w:lvlJc w:val="left"/>
       <w:pPr>
-        <w:ind w:left="720" w:hanging="360"/>
+        <w:ind w:left="720" w:hanging="480"/>
       </w:pPr>
     </w:lvl>
     <w:lvl w:ilvl="1">
@@ -10884,7 +11236,7 @@
       <w:lvlText w:val="%2."/>
       <w:lvlJc w:val="left"/>
       <w:pPr>
-        <w:ind w:left="1440" w:hanging="360"/>
+        <w:ind w:left="1440" w:hanging="480"/>
       </w:pPr>
     </w:lvl>
     <w:lvl w:ilvl="2">
@@ -10893,7 +11245,7 @@
       <w:lvlText w:val="%3."/>
       <w:lvlJc w:val="left"/>
       <w:pPr>
-        <w:ind w:left="2160" w:hanging="360"/>
+        <w:ind w:left="2160" w:hanging="480"/>
       </w:pPr>
     </w:lvl>
     <w:lvl w:ilvl="3">
@@ -10902,7 +11254,7 @@
       <w:lvlText w:val="%4."/>
       <w:lvlJc w:val="left"/>
       <w:pPr>
-        <w:ind w:left="2880" w:hanging="360"/>
+        <w:ind w:left="2880" w:hanging="480"/>
       </w:pPr>
     </w:lvl>
     <w:lvl w:ilvl="4">
@@ -10911,7 +11263,7 @@
       <w:lvlText w:val="%5."/>
       <w:lvlJc w:val="left"/>
       <w:pPr>
-        <w:ind w:left="3600" w:hanging="360"/>
+        <w:ind w:left="3600" w:hanging="480"/>
       </w:pPr>
     </w:lvl>
     <w:lvl w:ilvl="5">
@@ -10920,7 +11272,7 @@
       <w:lvlText w:val="%6."/>
       <w:lvlJc w:val="left"/>
       <w:pPr>
-        <w:ind w:left="4320" w:hanging="360"/>
+        <w:ind w:left="4320" w:hanging="480"/>
       </w:pPr>
     </w:lvl>
     <w:lvl w:ilvl="6">
@@ -10929,7 +11281,7 @@
       <w:lvlText w:val="%7."/>
       <w:lvlJc w:val="left"/>
       <w:pPr>
-        <w:ind w:left="5040" w:hanging="360"/>
+        <w:ind w:left="5040" w:hanging="480"/>
       </w:pPr>
     </w:lvl>
     <w:lvl w:ilvl="7">
@@ -10938,7 +11290,7 @@
       <w:lvlText w:val="%8."/>
       <w:lvlJc w:val="left"/>
       <w:pPr>
-        <w:ind w:left="5760" w:hanging="360"/>
+        <w:ind w:left="5760" w:hanging="480"/>
       </w:pPr>
     </w:lvl>
     <w:lvl w:ilvl="8">
@@ -10947,7 +11299,7 @@
       <w:lvlText w:val="%9."/>
       <w:lvlJc w:val="left"/>
       <w:pPr>
-        <w:ind w:left="6480" w:hanging="360"/>
+        <w:ind w:left="6480" w:hanging="480"/>
       </w:pPr>
     </w:lvl>
   </w:abstractNum>
@@ -13516,8 +13868,8 @@
     <w:name w:val="KeywordTok"/>
     <w:basedOn w:val="VerbatimChar"/>
     <w:rPr>
+      <w:color w:val="007020"/>
       <w:b/>
-      <w:color w:val="007020"/>
     </w:rPr>
   </w:style>
   <w:style w:type="character" w:customStyle="1" w:styleId="DataTypeTok">
@@ -13594,42 +13946,42 @@
     <w:name w:val="ImportTok"/>
     <w:basedOn w:val="VerbatimChar"/>
     <w:rPr>
+      <w:color w:val="008000"/>
       <w:b/>
-      <w:color w:val="008000"/>
     </w:rPr>
   </w:style>
   <w:style w:type="character" w:customStyle="1" w:styleId="CommentTok">
     <w:name w:val="CommentTok"/>
     <w:basedOn w:val="VerbatimChar"/>
     <w:rPr>
+      <w:color w:val="60a0b0"/>
       <w:i/>
-      <w:color w:val="60a0b0"/>
     </w:rPr>
   </w:style>
   <w:style w:type="character" w:customStyle="1" w:styleId="DocumentationTok">
     <w:name w:val="DocumentationTok"/>
     <w:basedOn w:val="VerbatimChar"/>
     <w:rPr>
+      <w:color w:val="ba2121"/>
       <w:i/>
-      <w:color w:val="ba2121"/>
     </w:rPr>
   </w:style>
   <w:style w:type="character" w:customStyle="1" w:styleId="AnnotationTok">
     <w:name w:val="AnnotationTok"/>
     <w:basedOn w:val="VerbatimChar"/>
     <w:rPr>
+      <w:color w:val="60a0b0"/>
       <w:b/>
       <w:i/>
-      <w:color w:val="60a0b0"/>
     </w:rPr>
   </w:style>
   <w:style w:type="character" w:customStyle="1" w:styleId="CommentVarTok">
     <w:name w:val="CommentVarTok"/>
     <w:basedOn w:val="VerbatimChar"/>
     <w:rPr>
+      <w:color w:val="60a0b0"/>
       <w:b/>
       <w:i/>
-      <w:color w:val="60a0b0"/>
     </w:rPr>
   </w:style>
   <w:style w:type="character" w:customStyle="1" w:styleId="OtherTok">
@@ -13657,8 +14009,8 @@
     <w:name w:val="ControlFlowTok"/>
     <w:basedOn w:val="VerbatimChar"/>
     <w:rPr>
+      <w:color w:val="007020"/>
       <w:b/>
-      <w:color w:val="007020"/>
     </w:rPr>
   </w:style>
   <w:style w:type="character" w:customStyle="1" w:styleId="OperatorTok">
@@ -13703,34 +14055,34 @@
     <w:name w:val="InformationTok"/>
     <w:basedOn w:val="VerbatimChar"/>
     <w:rPr>
+      <w:color w:val="60a0b0"/>
       <w:b/>
       <w:i/>
-      <w:color w:val="60a0b0"/>
     </w:rPr>
   </w:style>
   <w:style w:type="character" w:customStyle="1" w:styleId="WarningTok">
     <w:name w:val="WarningTok"/>
     <w:basedOn w:val="VerbatimChar"/>
     <w:rPr>
+      <w:color w:val="60a0b0"/>
       <w:b/>
       <w:i/>
-      <w:color w:val="60a0b0"/>
     </w:rPr>
   </w:style>
   <w:style w:type="character" w:customStyle="1" w:styleId="AlertTok">
     <w:name w:val="AlertTok"/>
     <w:basedOn w:val="VerbatimChar"/>
     <w:rPr>
+      <w:color w:val="ff0000"/>
       <w:b/>
-      <w:color w:val="ff0000"/>
     </w:rPr>
   </w:style>
   <w:style w:type="character" w:customStyle="1" w:styleId="ErrorTok">
     <w:name w:val="ErrorTok"/>
     <w:basedOn w:val="VerbatimChar"/>
     <w:rPr>
+      <w:color w:val="ff0000"/>
       <w:b/>
-      <w:color w:val="ff0000"/>
     </w:rPr>
   </w:style>
   <w:style w:type="character" w:customStyle="1" w:styleId="NormalTok">

--- a/doc/specs/docx/QNSC_SYSCSR_MAS.docx
+++ b/doc/specs/docx/QNSC_SYSCSR_MAS.docx
@@ -33,7 +33,7 @@
         <w:t xml:space="preserve"> </w:t>
       </w:r>
       <w:r>
-        <w:t xml:space="preserve">V3.1</w:t>
+        <w:t xml:space="preserve">V3.2</w:t>
       </w:r>
     </w:p>
     <w:p>
@@ -176,6 +176,16 @@
           </w:pPr>
           <w:r>
             <w:t xml:space="preserve">Table 6-5. CHIP_ID_REV fields</w:t>
+          </w:r>
+        </w:p>
+        <w:p>
+          <w:pPr>
+            <w:pStyle w:val="TOC1"/>
+            <w:ind w:left="180"/>
+            <w:jc w:val="left"/>
+          </w:pPr>
+          <w:r>
+            <w:t xml:space="preserve">Table 6-6. DBG_BOOT fields</w:t>
           </w:r>
         </w:p>
         <w:p>
@@ -298,6 +308,16 @@
             <w:t xml:space="preserve">Figure 7-1. RESET_CAUSE across power-on, a firmware clear and a watchdog bite</w:t>
           </w:r>
         </w:p>
+        <w:p>
+          <w:pPr>
+            <w:pStyle w:val="TOC1"/>
+            <w:ind w:left="180"/>
+            <w:jc w:val="left"/>
+          </w:pPr>
+          <w:r>
+            <w:t xml:space="preserve">Figure 7-2. DBG_BOOT.dbg_en: the DBG_EN pin through two flip-flops, forced to 0 by the mask</w:t>
+          </w:r>
+        </w:p>
       </w:sdtContent>
     </w:sdt>
     <w:bookmarkStart w:id="21" w:name="revision-history"/>
@@ -645,6 +665,191 @@
           </w:p>
         </w:tc>
       </w:tr>
+      <w:tr>
+        <w:tc>
+          <w:tcPr/>
+          <w:p>
+            <w:pPr>
+              <w:pStyle w:val="Compact"/>
+              <w:jc w:val="left"/>
+            </w:pPr>
+            <w:r>
+              <w:t xml:space="preserve">V3.2</w:t>
+            </w:r>
+          </w:p>
+        </w:tc>
+        <w:tc>
+          <w:tcPr/>
+          <w:p>
+            <w:pPr>
+              <w:pStyle w:val="Compact"/>
+              <w:jc w:val="left"/>
+            </w:pPr>
+            <w:r>
+              <w:t xml:space="preserve">2026-10-12</w:t>
+            </w:r>
+          </w:p>
+        </w:tc>
+        <w:tc>
+          <w:tcPr/>
+          <w:p>
+            <w:pPr>
+              <w:pStyle w:val="Compact"/>
+              <w:jc w:val="left"/>
+            </w:pPr>
+            <w:r>
+              <w:t xml:space="preserve">Nguyen Hao Nam</w:t>
+            </w:r>
+          </w:p>
+        </w:tc>
+        <w:tc>
+          <w:tcPr/>
+          <w:p>
+            <w:pPr>
+              <w:pStyle w:val="Compact"/>
+              <w:jc w:val="left"/>
+            </w:pPr>
+            <w:r>
+              <w:t xml:space="preserve">–</w:t>
+            </w:r>
+          </w:p>
+        </w:tc>
+        <w:tc>
+          <w:tcPr/>
+          <w:p>
+            <w:pPr>
+              <w:pStyle w:val="Compact"/>
+              <w:jc w:val="left"/>
+            </w:pPr>
+            <w:r>
+              <w:t xml:space="preserve">Mentor’s debug boot flow of 12/10 (</w:t>
+            </w:r>
+            <w:r>
+              <w:rPr>
+                <w:rStyle w:val="VerbatimChar"/>
+              </w:rPr>
+              <w:t xml:space="preserve">QNSC_BOOT_SPEC</w:t>
+            </w:r>
+            <w:r>
+              <w:t xml:space="preserve"> </w:t>
+            </w:r>
+            <w:r>
+              <w:t xml:space="preserve">V3.3): register</w:t>
+            </w:r>
+            <w:r>
+              <w:t xml:space="preserve"> </w:t>
+            </w:r>
+            <w:r>
+              <w:rPr>
+                <w:rStyle w:val="VerbatimChar"/>
+              </w:rPr>
+              <w:t xml:space="preserve">DBG_BOOT</w:t>
+            </w:r>
+            <w:r>
+              <w:t xml:space="preserve"> </w:t>
+            </w:r>
+            <w:r>
+              <w:t xml:space="preserve">at</w:t>
+            </w:r>
+            <w:r>
+              <w:t xml:space="preserve"> </w:t>
+            </w:r>
+            <w:r>
+              <w:rPr>
+                <w:rStyle w:val="VerbatimChar"/>
+              </w:rPr>
+              <w:t xml:space="preserve">0x0C</w:t>
+            </w:r>
+            <w:r>
+              <w:t xml:space="preserve">,</w:t>
+            </w:r>
+            <w:r>
+              <w:t xml:space="preserve"> </w:t>
+            </w:r>
+            <w:r>
+              <w:rPr>
+                <w:rStyle w:val="VerbatimChar"/>
+              </w:rPr>
+              <w:t xml:space="preserve">dbg_en</w:t>
+            </w:r>
+            <w:r>
+              <w:t xml:space="preserve"> </w:t>
+            </w:r>
+            <w:r>
+              <w:t xml:space="preserve">(RO, the</w:t>
+            </w:r>
+            <w:r>
+              <w:t xml:space="preserve"> </w:t>
+            </w:r>
+            <w:r>
+              <w:rPr>
+                <w:rStyle w:val="VerbatimChar"/>
+              </w:rPr>
+              <w:t xml:space="preserve">DBG_EN</w:t>
+            </w:r>
+            <w:r>
+              <w:t xml:space="preserve"> </w:t>
+            </w:r>
+            <w:r>
+              <w:t xml:space="preserve">pin through two flip-flops, forced to 0 by the mask) and</w:t>
+            </w:r>
+            <w:r>
+              <w:t xml:space="preserve"> </w:t>
+            </w:r>
+            <w:r>
+              <w:rPr>
+                <w:rStyle w:val="VerbatimChar"/>
+              </w:rPr>
+              <w:t xml:space="preserve">dbg_en_mask</w:t>
+            </w:r>
+            <w:r>
+              <w:t xml:space="preserve"> </w:t>
+            </w:r>
+            <w:r>
+              <w:t xml:space="preserve">(RW, written by the host over JTAG); port</w:t>
+            </w:r>
+            <w:r>
+              <w:t xml:space="preserve"> </w:t>
+            </w:r>
+            <w:r>
+              <w:rPr>
+                <w:rStyle w:val="VerbatimChar"/>
+              </w:rPr>
+              <w:t xml:space="preserve">i_dbg_en</w:t>
+            </w:r>
+            <w:r>
+              <w:t xml:space="preserve">; sub-module</w:t>
+            </w:r>
+            <w:r>
+              <w:t xml:space="preserve"> </w:t>
+            </w:r>
+            <w:r>
+              <w:rPr>
+                <w:rStyle w:val="VerbatimChar"/>
+              </w:rPr>
+              <w:t xml:space="preserve">m_qnsc_syscsr_dbg_en</w:t>
+            </w:r>
+            <w:r>
+              <w:t xml:space="preserve">; the CPU hold of debug boot no longer appears in</w:t>
+            </w:r>
+            <w:r>
+              <w:t xml:space="preserve"> </w:t>
+            </w:r>
+            <w:r>
+              <w:rPr>
+                <w:rStyle w:val="VerbatimChar"/>
+              </w:rPr>
+              <w:t xml:space="preserve">DOMAIN_RST_STATUS</w:t>
+            </w:r>
+            <w:r>
+              <w:t xml:space="preserve"> </w:t>
+            </w:r>
+            <w:r>
+              <w:t xml:space="preserve">(sections 1, 2, 3, 5, 6, 7.3, 7.5, 8, 11, 12)</w:t>
+            </w:r>
+          </w:p>
+        </w:tc>
+      </w:tr>
     </w:tbl>
     <w:bookmarkEnd w:id="21"/>
     <w:bookmarkStart w:id="22" w:name="overview"/>
@@ -676,7 +881,7 @@
         <w:t xml:space="preserve"> </w:t>
       </w:r>
       <w:r>
-        <w:t xml:space="preserve">reset subsystem. Three read-only registers answer three questions firmware cannot</w:t>
+        <w:t xml:space="preserve">reset subsystem. Three status registers answer three questions firmware cannot</w:t>
       </w:r>
       <w:r>
         <w:t xml:space="preserve"> </w:t>
@@ -715,7 +920,37 @@
         <w:t xml:space="preserve">CHIP_ID_REV</w:t>
       </w:r>
       <w:r>
-        <w:t xml:space="preserve">).</w:t>
+        <w:t xml:space="preserve">). A fourth,</w:t>
+      </w:r>
+      <w:r>
+        <w:t xml:space="preserve"> </w:t>
+      </w:r>
+      <w:r>
+        <w:rPr>
+          <w:rStyle w:val="VerbatimChar"/>
+        </w:rPr>
+        <w:t xml:space="preserve">DBG_BOOT</w:t>
+      </w:r>
+      <w:r>
+        <w:t xml:space="preserve">, tells the boot ROM whether to wait for the debugger before it starts the</w:t>
+      </w:r>
+      <w:r>
+        <w:t xml:space="preserve"> </w:t>
+      </w:r>
+      <w:r>
+        <w:t xml:space="preserve">application, and lets the debugger end that wait (</w:t>
+      </w:r>
+      <w:r>
+        <w:rPr>
+          <w:rStyle w:val="VerbatimChar"/>
+        </w:rPr>
+        <w:t xml:space="preserve">QNSC_BOOT_SPEC</w:t>
+      </w:r>
+      <w:r>
+        <w:t xml:space="preserve"> </w:t>
+      </w:r>
+      <w:r>
+        <w:t xml:space="preserve">7.5).</w:t>
       </w:r>
     </w:p>
     <w:p>
@@ -789,7 +1024,7 @@
         <w:t xml:space="preserve"> </w:t>
       </w:r>
       <w:r>
-        <w:t xml:space="preserve">controls nothing; every control bit is in</w:t>
+        <w:t xml:space="preserve">controls no clock and no reset; every such control bit is in</w:t>
       </w:r>
       <w:r>
         <w:t xml:space="preserve"> </w:t>
@@ -813,7 +1048,25 @@
         <w:t xml:space="preserve">QNSC_SCRC_MAS</w:t>
       </w:r>
       <w:r>
-        <w:t xml:space="preserve">).</w:t>
+        <w:t xml:space="preserve">). Its one writable control bit,</w:t>
+      </w:r>
+      <w:r>
+        <w:t xml:space="preserve"> </w:t>
+      </w:r>
+      <w:r>
+        <w:rPr>
+          <w:rStyle w:val="VerbatimChar"/>
+        </w:rPr>
+        <w:t xml:space="preserve">DBG_BOOT.dbg_en_mask</w:t>
+      </w:r>
+      <w:r>
+        <w:t xml:space="preserve">, only</w:t>
+      </w:r>
+      <w:r>
+        <w:t xml:space="preserve"> </w:t>
+      </w:r>
+      <w:r>
+        <w:t xml:space="preserve">changes what the boot ROM reads.</w:t>
       </w:r>
     </w:p>
     <w:p>
@@ -892,7 +1145,7 @@
         <w:jc w:val="left"/>
       </w:pPr>
       <w:r>
-        <w:t xml:space="preserve">Three 32-bit registers on</w:t>
+        <w:t xml:space="preserve">Four 32-bit registers on</w:t>
       </w:r>
       <w:r>
         <w:t xml:space="preserve"> </w:t>
@@ -1028,7 +1281,34 @@
         <w:jc w:val="left"/>
       </w:pPr>
       <w:r>
-        <w:t xml:space="preserve">Reset by power-on only, on a clock that is never gated – 7.1.</w:t>
+        <w:rPr>
+          <w:rStyle w:val="VerbatimChar"/>
+        </w:rPr>
+        <w:t xml:space="preserve">DBG_BOOT</w:t>
+      </w:r>
+      <w:r>
+        <w:t xml:space="preserve">: the</w:t>
+      </w:r>
+      <w:r>
+        <w:t xml:space="preserve"> </w:t>
+      </w:r>
+      <w:r>
+        <w:rPr>
+          <w:rStyle w:val="VerbatimChar"/>
+        </w:rPr>
+        <w:t xml:space="preserve">DBG_EN</w:t>
+      </w:r>
+      <w:r>
+        <w:t xml:space="preserve"> </w:t>
+      </w:r>
+      <w:r>
+        <w:t xml:space="preserve">pin, synchronised, for the boot ROM; a mask the host sets</w:t>
+      </w:r>
+      <w:r>
+        <w:t xml:space="preserve"> </w:t>
+      </w:r>
+      <w:r>
+        <w:t xml:space="preserve">over JTAG to let the ROM go on – 7.5.</w:t>
       </w:r>
     </w:p>
     <w:p>
@@ -1041,6 +1321,19 @@
         <w:jc w:val="left"/>
       </w:pPr>
       <w:r>
+        <w:t xml:space="preserve">Reset by power-on only, on a clock that is never gated – 7.1.</w:t>
+      </w:r>
+    </w:p>
+    <w:p>
+      <w:pPr>
+        <w:numPr>
+          <w:ilvl w:val="0"/>
+          <w:numId w:val="1001"/>
+        </w:numPr>
+        <w:pStyle w:val="Compact"/>
+        <w:jc w:val="left"/>
+      </w:pPr>
+      <w:r>
         <w:t xml:space="preserve">Generated by APB-CSR-Generator; one wait state per completed access – 7.4.</w:t>
       </w:r>
     </w:p>
@@ -1062,7 +1355,7 @@
       <w:r>
         <w:drawing>
           <wp:inline>
-            <wp:extent cx="5727700" cy="1822450"/>
+            <wp:extent cx="5727700" cy="2208153"/>
             <wp:effectExtent b="0" l="0" r="0" t="0"/>
             <wp:docPr descr="SYSCSR in the system: who writes and who reads each register" title="" id="25" name="Picture"/>
             <a:graphic>
@@ -1083,7 +1376,7 @@
                   <pic:spPr bwMode="auto">
                     <a:xfrm>
                       <a:off x="0" y="0"/>
-                      <a:ext cx="5727700" cy="1822450"/>
+                      <a:ext cx="5727700" cy="2208153"/>
                     </a:xfrm>
                     <a:prstGeom prst="rect">
                       <a:avLst/>
@@ -1164,7 +1457,61 @@
         <w:t xml:space="preserve"> </w:t>
       </w:r>
       <w:r>
-        <w:t xml:space="preserve">10); it adds no logic.</w:t>
+        <w:t xml:space="preserve">10); it adds no logic of its own. The</w:t>
+      </w:r>
+      <w:r>
+        <w:t xml:space="preserve"> </w:t>
+      </w:r>
+      <w:r>
+        <w:rPr>
+          <w:rStyle w:val="VerbatimChar"/>
+        </w:rPr>
+        <w:t xml:space="preserve">DBG_BOOT.dbg_en</w:t>
+      </w:r>
+      <w:r>
+        <w:t xml:space="preserve"> </w:t>
+      </w:r>
+      <w:r>
+        <w:t xml:space="preserve">bit, the only logic outside</w:t>
+      </w:r>
+      <w:r>
+        <w:t xml:space="preserve"> </w:t>
+      </w:r>
+      <w:r>
+        <w:t xml:space="preserve">the generated block, is the hand-written sub-module</w:t>
+      </w:r>
+      <w:r>
+        <w:t xml:space="preserve"> </w:t>
+      </w:r>
+      <w:r>
+        <w:rPr>
+          <w:rStyle w:val="VerbatimChar"/>
+        </w:rPr>
+        <w:t xml:space="preserve">m_qnsc_syscsr_dbg_en</w:t>
+      </w:r>
+      <w:r>
+        <w:t xml:space="preserve">: two</w:t>
+      </w:r>
+      <w:r>
+        <w:t xml:space="preserve"> </w:t>
+      </w:r>
+      <w:r>
+        <w:t xml:space="preserve">flip-flops on the</w:t>
+      </w:r>
+      <w:r>
+        <w:t xml:space="preserve"> </w:t>
+      </w:r>
+      <w:r>
+        <w:rPr>
+          <w:rStyle w:val="VerbatimChar"/>
+        </w:rPr>
+        <w:t xml:space="preserve">DBG_EN</w:t>
+      </w:r>
+      <w:r>
+        <w:t xml:space="preserve"> </w:t>
+      </w:r>
+      <w:r>
+        <w:t xml:space="preserve">pin and the mask (7.5).</w:t>
       </w:r>
     </w:p>
     <w:p>
@@ -1644,40 +1991,13 @@
         <w:rPr>
           <w:rStyle w:val="VerbatimChar"/>
         </w:rPr>
-        <w:t xml:space="preserve">w1c</w:t>
-      </w:r>
-      <w:r>
-        <w:t xml:space="preserve"> </w:t>
-      </w:r>
-      <w:r>
-        <w:t xml:space="preserve">field: an APB write clears the bits written 1; otherwise</w:t>
-      </w:r>
-      <w:r>
-        <w:t xml:space="preserve"> </w:t>
-      </w:r>
-      <w:r>
-        <w:rPr>
-          <w:rStyle w:val="VerbatimChar"/>
-        </w:rPr>
-        <w:t xml:space="preserve">i_hw_we</w:t>
-      </w:r>
-      <w:r>
-        <w:t xml:space="preserve"> </w:t>
-      </w:r>
-      <w:r>
-        <w:t xml:space="preserve">loads</w:t>
-      </w:r>
-      <w:r>
-        <w:t xml:space="preserve"> </w:t>
-      </w:r>
-      <w:r>
-        <w:rPr>
-          <w:rStyle w:val="VerbatimChar"/>
-        </w:rPr>
-        <w:t xml:space="preserve">i_hw_wdata</w:t>
-      </w:r>
-      <w:r>
-        <w:t xml:space="preserve">. The APB write wins when both occur in the same cycle – 7.2.</w:t>
+        <w:t xml:space="preserve">rw</w:t>
+      </w:r>
+      <w:r>
+        <w:t xml:space="preserve"> </w:t>
+      </w:r>
+      <w:r>
+        <w:t xml:space="preserve">field is a flip-flop loaded by an APB write; its value is an output.</w:t>
       </w:r>
     </w:p>
     <w:p>
@@ -1690,11 +2010,66 @@
         <w:jc w:val="left"/>
       </w:pPr>
       <w:r>
-        <w:t xml:space="preserve">An offset with no register reads 0 and ignores writes, without error.</w:t>
+        <w:t xml:space="preserve">A</w:t>
+      </w:r>
+      <w:r>
+        <w:t xml:space="preserve"> </w:t>
+      </w:r>
+      <w:r>
+        <w:rPr>
+          <w:rStyle w:val="VerbatimChar"/>
+        </w:rPr>
+        <w:t xml:space="preserve">w1c</w:t>
+      </w:r>
+      <w:r>
+        <w:t xml:space="preserve"> </w:t>
+      </w:r>
+      <w:r>
+        <w:t xml:space="preserve">field: an APB write clears the bits written 1; otherwise</w:t>
+      </w:r>
+      <w:r>
+        <w:t xml:space="preserve"> </w:t>
+      </w:r>
+      <w:r>
+        <w:rPr>
+          <w:rStyle w:val="VerbatimChar"/>
+        </w:rPr>
+        <w:t xml:space="preserve">i_hw_we</w:t>
+      </w:r>
+      <w:r>
+        <w:t xml:space="preserve"> </w:t>
+      </w:r>
+      <w:r>
+        <w:t xml:space="preserve">loads</w:t>
+      </w:r>
+      <w:r>
+        <w:t xml:space="preserve"> </w:t>
+      </w:r>
+      <w:r>
+        <w:rPr>
+          <w:rStyle w:val="VerbatimChar"/>
+        </w:rPr>
+        <w:t xml:space="preserve">i_hw_wdata</w:t>
+      </w:r>
+      <w:r>
+        <w:t xml:space="preserve">. The APB write wins when both occur in the same cycle – 7.2.</w:t>
       </w:r>
     </w:p>
     <w:p>
       <w:pPr>
+        <w:numPr>
+          <w:ilvl w:val="0"/>
+          <w:numId w:val="1002"/>
+        </w:numPr>
+        <w:pStyle w:val="Compact"/>
+        <w:jc w:val="left"/>
+      </w:pPr>
+      <w:r>
+        <w:t xml:space="preserve">An offset with no register reads 0 and ignores writes, without error.</w:t>
+      </w:r>
+    </w:p>
+    <w:p>
+      <w:pPr>
         <w:pStyle w:val="FirstParagraph"/>
       </w:pPr>
       <w:r>
@@ -1734,13 +2109,19 @@
         <w:t xml:space="preserve">chipidrev</w:t>
       </w:r>
       <w:r>
-        <w:t xml:space="preserve">; field</w:t>
-      </w:r>
-      <w:r>
-        <w:t xml:space="preserve"> </w:t>
-      </w:r>
-      <w:r>
-        <w:t xml:space="preserve">names are those of Tables 6-3 to 6-5. The workbook and the generated file are kept</w:t>
+        <w:t xml:space="preserve">,</w:t>
+      </w:r>
+      <w:r>
+        <w:t xml:space="preserve"> </w:t>
+      </w:r>
+      <w:r>
+        <w:rPr>
+          <w:rStyle w:val="VerbatimChar"/>
+        </w:rPr>
+        <w:t xml:space="preserve">dbgboot</w:t>
+      </w:r>
+      <w:r>
+        <w:t xml:space="preserve">; field names are those of Tables 6-3 to 6-6. The workbook and the generated file are kept</w:t>
       </w:r>
       <w:r>
         <w:t xml:space="preserve"> </w:t>
@@ -2859,6 +3240,86 @@
             </w:r>
             <w:r>
               <w:t xml:space="preserve">in reset. Reserved bits are not read</w:t>
+            </w:r>
+          </w:p>
+        </w:tc>
+      </w:tr>
+      <w:tr>
+        <w:tc>
+          <w:tcPr/>
+          <w:p>
+            <w:pPr>
+              <w:pStyle w:val="Compact"/>
+              <w:jc w:val="left"/>
+            </w:pPr>
+            <w:r>
+              <w:rPr>
+                <w:rStyle w:val="VerbatimChar"/>
+              </w:rPr>
+              <w:t xml:space="preserve">i_dbg_en</w:t>
+            </w:r>
+          </w:p>
+        </w:tc>
+        <w:tc>
+          <w:tcPr/>
+          <w:p>
+            <w:pPr>
+              <w:pStyle w:val="Compact"/>
+              <w:jc w:val="left"/>
+            </w:pPr>
+            <w:r>
+              <w:t xml:space="preserve">in</w:t>
+            </w:r>
+          </w:p>
+        </w:tc>
+        <w:tc>
+          <w:tcPr/>
+          <w:p>
+            <w:pPr>
+              <w:pStyle w:val="Compact"/>
+              <w:jc w:val="right"/>
+            </w:pPr>
+            <w:r>
+              <w:t xml:space="preserve">1</w:t>
+            </w:r>
+          </w:p>
+        </w:tc>
+        <w:tc>
+          <w:tcPr/>
+          <w:p>
+            <w:pPr>
+              <w:pStyle w:val="Compact"/>
+              <w:jc w:val="left"/>
+            </w:pPr>
+            <w:r>
+              <w:t xml:space="preserve">the</w:t>
+            </w:r>
+            <w:r>
+              <w:t xml:space="preserve"> </w:t>
+            </w:r>
+            <w:r>
+              <w:rPr>
+                <w:rStyle w:val="VerbatimChar"/>
+              </w:rPr>
+              <w:t xml:space="preserve">DBG_EN</w:t>
+            </w:r>
+            <w:r>
+              <w:t xml:space="preserve"> </w:t>
+            </w:r>
+            <w:r>
+              <w:t xml:space="preserve">pad</w:t>
+            </w:r>
+          </w:p>
+        </w:tc>
+        <w:tc>
+          <w:tcPr/>
+          <w:p>
+            <w:pPr>
+              <w:pStyle w:val="Compact"/>
+              <w:jc w:val="left"/>
+            </w:pPr>
+            <w:r>
+              <w:t xml:space="preserve">Asynchronous; synchronised inside, 7.5. 1 = debug boot</w:t>
             </w:r>
           </w:p>
         </w:tc>
@@ -3501,6 +3962,92 @@
               </w:rPr>
               <w:t xml:space="preserve">0x0C</w:t>
             </w:r>
+          </w:p>
+        </w:tc>
+        <w:tc>
+          <w:tcPr/>
+          <w:p>
+            <w:pPr>
+              <w:pStyle w:val="Compact"/>
+              <w:jc w:val="left"/>
+            </w:pPr>
+            <w:r>
+              <w:rPr>
+                <w:rStyle w:val="VerbatimChar"/>
+              </w:rPr>
+              <w:t xml:space="preserve">DBG_BOOT</w:t>
+            </w:r>
+          </w:p>
+        </w:tc>
+        <w:tc>
+          <w:tcPr/>
+          <w:p>
+            <w:pPr>
+              <w:pStyle w:val="Compact"/>
+              <w:jc w:val="left"/>
+            </w:pPr>
+            <w:r>
+              <w:t xml:space="preserve">RO, RW</w:t>
+            </w:r>
+          </w:p>
+        </w:tc>
+        <w:tc>
+          <w:tcPr/>
+          <w:p>
+            <w:pPr>
+              <w:pStyle w:val="Compact"/>
+              <w:jc w:val="left"/>
+            </w:pPr>
+            <w:r>
+              <w:rPr>
+                <w:rStyle w:val="VerbatimChar"/>
+              </w:rPr>
+              <w:t xml:space="preserve">0x0000_0000</w:t>
+            </w:r>
+          </w:p>
+        </w:tc>
+        <w:tc>
+          <w:tcPr/>
+          <w:p>
+            <w:pPr>
+              <w:pStyle w:val="Compact"/>
+              <w:jc w:val="left"/>
+            </w:pPr>
+            <w:r>
+              <w:t xml:space="preserve">Debug boot: the</w:t>
+            </w:r>
+            <w:r>
+              <w:t xml:space="preserve"> </w:t>
+            </w:r>
+            <w:r>
+              <w:rPr>
+                <w:rStyle w:val="VerbatimChar"/>
+              </w:rPr>
+              <w:t xml:space="preserve">DBG_EN</w:t>
+            </w:r>
+            <w:r>
+              <w:t xml:space="preserve"> </w:t>
+            </w:r>
+            <w:r>
+              <w:t xml:space="preserve">pin for the boot ROM, and its mask</w:t>
+            </w:r>
+          </w:p>
+        </w:tc>
+      </w:tr>
+      <w:tr>
+        <w:tc>
+          <w:tcPr/>
+          <w:p>
+            <w:pPr>
+              <w:pStyle w:val="Compact"/>
+              <w:jc w:val="left"/>
+            </w:pPr>
+            <w:r>
+              <w:rPr>
+                <w:rStyle w:val="VerbatimChar"/>
+              </w:rPr>
+              <w:t xml:space="preserve">0x10</w:t>
+            </w:r>
             <w:r>
               <w:t xml:space="preserve">–</w:t>
             </w:r>
@@ -3570,7 +4117,7 @@
       <w:r>
         <w:drawing>
           <wp:inline>
-            <wp:extent cx="5727700" cy="2379387"/>
+            <wp:extent cx="5727700" cy="3176604"/>
             <wp:effectExtent b="0" l="0" r="0" t="0"/>
             <wp:docPr descr="Register fields; shaded bits are reserved and read 0" title="" id="31" name="Picture"/>
             <a:graphic>
@@ -3591,7 +4138,7 @@
                   <pic:spPr bwMode="auto">
                     <a:xfrm>
                       <a:off x="0" y="0"/>
-                      <a:ext cx="5727700" cy="2379387"/>
+                      <a:ext cx="5727700" cy="3176604"/>
                     </a:xfrm>
                     <a:prstGeom prst="rect">
                       <a:avLst/>
@@ -5203,8 +5750,394 @@
         </w:tc>
       </w:tr>
     </w:tbl>
+    <w:p/>
+    <w:p>
+      <w:pPr>
+        <w:pStyle w:val="Tablecaption0"/>
+      </w:pPr>
+      <w:r>
+        <w:rPr>
+          <w:rStyle w:val="VerbatimChar"/>
+        </w:rPr>
+        <w:t xml:space="preserve">Table 6-6. DBG_BOOT</w:t>
+      </w:r>
+      <w:r>
+        <w:t xml:space="preserve"> </w:t>
+      </w:r>
+      <w:r>
+        <w:t xml:space="preserve">fields</w:t>
+      </w:r>
+    </w:p>
+    <w:tbl>
+      <w:tblPr>
+        <w:tblStyle w:val="TableGrid"/>
+        <w:tblW w:type="pct" w:w="5000"/>
+        <w:tblLook w:firstRow="1" w:lastRow="0" w:firstColumn="0" w:lastColumn="0" w:noHBand="0" w:noVBand="0" w:val="0020"/>
+        <w:jc w:val="start"/>
+        <w:tblCaption w:val="DBG_BOOT fields"/>
+      </w:tblPr>
+      <w:tblGrid>
+        <w:gridCol w:w="1584"/>
+        <w:gridCol w:w="1584"/>
+        <w:gridCol w:w="1584"/>
+        <w:gridCol w:w="1584"/>
+        <w:gridCol w:w="1584"/>
+      </w:tblGrid>
+      <w:tr>
+        <w:trPr>
+          <w:tblHeader w:val="true"/>
+        </w:trPr>
+        <w:tc>
+          <w:tcPr/>
+          <w:p>
+            <w:pPr>
+              <w:pStyle w:val="Compact"/>
+              <w:jc w:val="left"/>
+            </w:pPr>
+            <w:r>
+              <w:t xml:space="preserve">Bits</w:t>
+            </w:r>
+          </w:p>
+        </w:tc>
+        <w:tc>
+          <w:tcPr/>
+          <w:p>
+            <w:pPr>
+              <w:pStyle w:val="Compact"/>
+              <w:jc w:val="left"/>
+            </w:pPr>
+            <w:r>
+              <w:t xml:space="preserve">Field</w:t>
+            </w:r>
+          </w:p>
+        </w:tc>
+        <w:tc>
+          <w:tcPr/>
+          <w:p>
+            <w:pPr>
+              <w:pStyle w:val="Compact"/>
+              <w:jc w:val="left"/>
+            </w:pPr>
+            <w:r>
+              <w:t xml:space="preserve">Access</w:t>
+            </w:r>
+          </w:p>
+        </w:tc>
+        <w:tc>
+          <w:tcPr/>
+          <w:p>
+            <w:pPr>
+              <w:pStyle w:val="Compact"/>
+              <w:jc w:val="left"/>
+            </w:pPr>
+            <w:r>
+              <w:t xml:space="preserve">Reset</w:t>
+            </w:r>
+          </w:p>
+        </w:tc>
+        <w:tc>
+          <w:tcPr/>
+          <w:p>
+            <w:pPr>
+              <w:pStyle w:val="Compact"/>
+              <w:jc w:val="left"/>
+            </w:pPr>
+            <w:r>
+              <w:t xml:space="preserve">Description</w:t>
+            </w:r>
+          </w:p>
+        </w:tc>
+      </w:tr>
+      <w:tr>
+        <w:tc>
+          <w:tcPr/>
+          <w:p>
+            <w:pPr>
+              <w:pStyle w:val="Compact"/>
+              <w:jc w:val="left"/>
+            </w:pPr>
+            <w:r>
+              <w:t xml:space="preserve">0</w:t>
+            </w:r>
+          </w:p>
+        </w:tc>
+        <w:tc>
+          <w:tcPr/>
+          <w:p>
+            <w:pPr>
+              <w:pStyle w:val="Compact"/>
+              <w:jc w:val="left"/>
+            </w:pPr>
+            <w:r>
+              <w:rPr>
+                <w:rStyle w:val="VerbatimChar"/>
+              </w:rPr>
+              <w:t xml:space="preserve">dbg_en</w:t>
+            </w:r>
+          </w:p>
+        </w:tc>
+        <w:tc>
+          <w:tcPr/>
+          <w:p>
+            <w:pPr>
+              <w:pStyle w:val="Compact"/>
+              <w:jc w:val="left"/>
+            </w:pPr>
+            <w:r>
+              <w:t xml:space="preserve">RO</w:t>
+            </w:r>
+          </w:p>
+        </w:tc>
+        <w:tc>
+          <w:tcPr/>
+          <w:p>
+            <w:pPr>
+              <w:pStyle w:val="Compact"/>
+              <w:jc w:val="left"/>
+            </w:pPr>
+            <w:r>
+              <w:t xml:space="preserve">0</w:t>
+            </w:r>
+          </w:p>
+        </w:tc>
+        <w:tc>
+          <w:tcPr/>
+          <w:p>
+            <w:pPr>
+              <w:pStyle w:val="Compact"/>
+              <w:jc w:val="left"/>
+            </w:pPr>
+            <w:r>
+              <w:t xml:space="preserve">The</w:t>
+            </w:r>
+            <w:r>
+              <w:t xml:space="preserve"> </w:t>
+            </w:r>
+            <w:r>
+              <w:rPr>
+                <w:rStyle w:val="VerbatimChar"/>
+              </w:rPr>
+              <w:t xml:space="preserve">DBG_EN</w:t>
+            </w:r>
+            <w:r>
+              <w:t xml:space="preserve"> </w:t>
+            </w:r>
+            <w:r>
+              <w:t xml:space="preserve">pin through two flip-flops, 0 while</w:t>
+            </w:r>
+            <w:r>
+              <w:t xml:space="preserve"> </w:t>
+            </w:r>
+            <w:r>
+              <w:rPr>
+                <w:rStyle w:val="VerbatimChar"/>
+              </w:rPr>
+              <w:t xml:space="preserve">dbg_en_mask</w:t>
+            </w:r>
+            <w:r>
+              <w:t xml:space="preserve"> </w:t>
+            </w:r>
+            <w:r>
+              <w:t xml:space="preserve">= 1. The boot ROM waits while it is 1</w:t>
+            </w:r>
+          </w:p>
+        </w:tc>
+      </w:tr>
+      <w:tr>
+        <w:tc>
+          <w:tcPr/>
+          <w:p>
+            <w:pPr>
+              <w:pStyle w:val="Compact"/>
+              <w:jc w:val="left"/>
+            </w:pPr>
+            <w:r>
+              <w:t xml:space="preserve">1</w:t>
+            </w:r>
+          </w:p>
+        </w:tc>
+        <w:tc>
+          <w:tcPr/>
+          <w:p>
+            <w:pPr>
+              <w:pStyle w:val="Compact"/>
+              <w:jc w:val="left"/>
+            </w:pPr>
+            <w:r>
+              <w:rPr>
+                <w:rStyle w:val="VerbatimChar"/>
+              </w:rPr>
+              <w:t xml:space="preserve">dbg_en_mask</w:t>
+            </w:r>
+          </w:p>
+        </w:tc>
+        <w:tc>
+          <w:tcPr/>
+          <w:p>
+            <w:pPr>
+              <w:pStyle w:val="Compact"/>
+              <w:jc w:val="left"/>
+            </w:pPr>
+            <w:r>
+              <w:t xml:space="preserve">RW</w:t>
+            </w:r>
+          </w:p>
+        </w:tc>
+        <w:tc>
+          <w:tcPr/>
+          <w:p>
+            <w:pPr>
+              <w:pStyle w:val="Compact"/>
+              <w:jc w:val="left"/>
+            </w:pPr>
+            <w:r>
+              <w:t xml:space="preserve">0</w:t>
+            </w:r>
+          </w:p>
+        </w:tc>
+        <w:tc>
+          <w:tcPr/>
+          <w:p>
+            <w:pPr>
+              <w:pStyle w:val="Compact"/>
+              <w:jc w:val="left"/>
+            </w:pPr>
+            <w:r>
+              <w:t xml:space="preserve">Written 1 by the host over JTAG to end the boot ROM’s wait. It can only force</w:t>
+            </w:r>
+            <w:r>
+              <w:t xml:space="preserve"> </w:t>
+            </w:r>
+            <w:r>
+              <w:rPr>
+                <w:rStyle w:val="VerbatimChar"/>
+              </w:rPr>
+              <w:t xml:space="preserve">dbg_en</w:t>
+            </w:r>
+            <w:r>
+              <w:t xml:space="preserve"> </w:t>
+            </w:r>
+            <w:r>
+              <w:t xml:space="preserve">to 0</w:t>
+            </w:r>
+          </w:p>
+        </w:tc>
+      </w:tr>
+      <w:tr>
+        <w:tc>
+          <w:tcPr/>
+          <w:p>
+            <w:pPr>
+              <w:pStyle w:val="Compact"/>
+              <w:jc w:val="left"/>
+            </w:pPr>
+            <w:r>
+              <w:t xml:space="preserve">31:2</w:t>
+            </w:r>
+          </w:p>
+        </w:tc>
+        <w:tc>
+          <w:tcPr/>
+          <w:p>
+            <w:pPr>
+              <w:pStyle w:val="Compact"/>
+              <w:jc w:val="left"/>
+            </w:pPr>
+            <w:r>
+              <w:t xml:space="preserve">–</w:t>
+            </w:r>
+          </w:p>
+        </w:tc>
+        <w:tc>
+          <w:tcPr/>
+          <w:p>
+            <w:pPr>
+              <w:pStyle w:val="Compact"/>
+              <w:jc w:val="left"/>
+            </w:pPr>
+            <w:r>
+              <w:t xml:space="preserve">RSVD</w:t>
+            </w:r>
+          </w:p>
+        </w:tc>
+        <w:tc>
+          <w:tcPr/>
+          <w:p>
+            <w:pPr>
+              <w:pStyle w:val="Compact"/>
+              <w:jc w:val="left"/>
+            </w:pPr>
+            <w:r>
+              <w:t xml:space="preserve">0</w:t>
+            </w:r>
+          </w:p>
+        </w:tc>
+        <w:tc>
+          <w:tcPr/>
+          <w:p>
+            <w:pPr>
+              <w:pStyle w:val="Compact"/>
+              <w:jc w:val="left"/>
+            </w:pPr>
+            <w:r>
+              <w:t xml:space="preserve">–</w:t>
+            </w:r>
+          </w:p>
+        </w:tc>
+      </w:tr>
+    </w:tbl>
+    <w:p>
+      <w:pPr>
+        <w:pStyle w:val="BodyText"/>
+      </w:pPr>
+      <w:r>
+        <w:t xml:space="preserve">The mentor’s drawing of 12/10 names these</w:t>
+      </w:r>
+      <w:r>
+        <w:t xml:space="preserve"> </w:t>
+      </w:r>
+      <w:r>
+        <w:rPr>
+          <w:rStyle w:val="VerbatimChar"/>
+        </w:rPr>
+        <w:t xml:space="preserve">SYSCSR.DEBUG_EN</w:t>
+      </w:r>
+      <w:r>
+        <w:t xml:space="preserve"> </w:t>
+      </w:r>
+      <w:r>
+        <w:t xml:space="preserve">and</w:t>
+      </w:r>
+      <w:r>
+        <w:t xml:space="preserve"> </w:t>
+      </w:r>
+      <w:r>
+        <w:rPr>
+          <w:rStyle w:val="VerbatimChar"/>
+        </w:rPr>
+        <w:t xml:space="preserve">SYSCSR.DEBUG_EN_MASK</w:t>
+      </w:r>
+      <w:r>
+        <w:t xml:space="preserve">; the Naming Rule writes</w:t>
+      </w:r>
+      <w:r>
+        <w:t xml:space="preserve"> </w:t>
+      </w:r>
+      <w:r>
+        <w:rPr>
+          <w:rStyle w:val="VerbatimChar"/>
+        </w:rPr>
+        <w:t xml:space="preserve">dbg</w:t>
+      </w:r>
+      <w:r>
+        <w:t xml:space="preserve"> </w:t>
+      </w:r>
+      <w:r>
+        <w:t xml:space="preserve">(rule 1.5).</w:t>
+      </w:r>
+    </w:p>
     <w:bookmarkEnd w:id="33"/>
-    <w:bookmarkStart w:id="42" w:name="functional-behaviour"/>
+    <w:bookmarkStart w:id="46" w:name="functional-behaviour"/>
     <w:p>
       <w:pPr>
         <w:pStyle w:val="Heading1"/>
@@ -5762,7 +6695,7 @@
         <w:jc w:val="left"/>
       </w:pPr>
       <w:r>
-        <w:t xml:space="preserve">A bit is 1 while its domain is in reset: during a chip reset, for</w:t>
+        <w:t xml:space="preserve">A bit is 1 while its domain is in reset: during a chip reset, and for</w:t>
       </w:r>
       <w:r>
         <w:t xml:space="preserve"> </w:t>
@@ -5777,28 +6710,25 @@
         <w:t xml:space="preserve"> </w:t>
       </w:r>
       <w:r>
-        <w:t xml:space="preserve">until</w:t>
-      </w:r>
-      <w:r>
-        <w:t xml:space="preserve"> </w:t>
-      </w:r>
-      <w:r>
-        <w:t xml:space="preserve">its clock first runs, and for the CPU while</w:t>
-      </w:r>
-      <w:r>
-        <w:t xml:space="preserve"> </w:t>
+        <w:t xml:space="preserve">until its clock first runs. Debug boot holds no domain in reset: the CPU runs the</w:t>
+      </w:r>
+      <w:r>
+        <w:t xml:space="preserve"> </w:t>
+      </w:r>
+      <w:r>
+        <w:t xml:space="preserve">boot ROM while it waits (</w:t>
       </w:r>
       <w:r>
         <w:rPr>
           <w:rStyle w:val="VerbatimChar"/>
         </w:rPr>
-        <w:t xml:space="preserve">SYSDBG</w:t>
-      </w:r>
-      <w:r>
-        <w:t xml:space="preserve"> </w:t>
-      </w:r>
-      <w:r>
-        <w:t xml:space="preserve">holds it.</w:t>
+        <w:t xml:space="preserve">QNSC_BOOT_SPEC</w:t>
+      </w:r>
+      <w:r>
+        <w:t xml:space="preserve"> </w:t>
+      </w:r>
+      <w:r>
+        <w:t xml:space="preserve">7.5).</w:t>
       </w:r>
     </w:p>
     <w:p>
@@ -5875,7 +6805,7 @@
               <w:jc w:val="left"/>
             </w:pPr>
             <w:r>
-              <w:t xml:space="preserve">After any reset, normal boot</w:t>
+              <w:t xml:space="preserve">After any reset, normal or debug boot</w:t>
             </w:r>
           </w:p>
         </w:tc>
@@ -5912,83 +6842,6 @@
             </w:r>
             <w:r>
               <w:t xml:space="preserve">is gated after reset, so still in reset</w:t>
-            </w:r>
-          </w:p>
-        </w:tc>
-      </w:tr>
-      <w:tr>
-        <w:tc>
-          <w:tcPr/>
-          <w:p>
-            <w:pPr>
-              <w:pStyle w:val="Compact"/>
-              <w:jc w:val="left"/>
-            </w:pPr>
-            <w:r>
-              <w:t xml:space="preserve">Debug boot, CPU held, read by</w:t>
-            </w:r>
-            <w:r>
-              <w:t xml:space="preserve"> </w:t>
-            </w:r>
-            <w:r>
-              <w:rPr>
-                <w:rStyle w:val="VerbatimChar"/>
-              </w:rPr>
-              <w:t xml:space="preserve">SYSDBG</w:t>
-            </w:r>
-          </w:p>
-        </w:tc>
-        <w:tc>
-          <w:tcPr/>
-          <w:p>
-            <w:pPr>
-              <w:pStyle w:val="Compact"/>
-              <w:jc w:val="left"/>
-            </w:pPr>
-            <w:r>
-              <w:rPr>
-                <w:rStyle w:val="VerbatimChar"/>
-              </w:rPr>
-              <w:t xml:space="preserve">0x8000_0010</w:t>
-            </w:r>
-          </w:p>
-        </w:tc>
-        <w:tc>
-          <w:tcPr/>
-          <w:p>
-            <w:pPr>
-              <w:pStyle w:val="Compact"/>
-              <w:jc w:val="left"/>
-            </w:pPr>
-            <w:r>
-              <w:t xml:space="preserve">also</w:t>
-            </w:r>
-            <w:r>
-              <w:t xml:space="preserve"> </w:t>
-            </w:r>
-            <w:r>
-              <w:rPr>
-                <w:rStyle w:val="VerbatimChar"/>
-              </w:rPr>
-              <w:t xml:space="preserve">stat_cpu</w:t>
-            </w:r>
-            <w:r>
-              <w:t xml:space="preserve">:</w:t>
-            </w:r>
-            <w:r>
-              <w:t xml:space="preserve"> </w:t>
-            </w:r>
-            <w:r>
-              <w:rPr>
-                <w:rStyle w:val="VerbatimChar"/>
-              </w:rPr>
-              <w:t xml:space="preserve">o_dbg_cpu_hold</w:t>
-            </w:r>
-            <w:r>
-              <w:t xml:space="preserve"> </w:t>
-            </w:r>
-            <w:r>
-              <w:t xml:space="preserve">= 1</w:t>
             </w:r>
           </w:p>
         </w:tc>
@@ -6094,7 +6947,13 @@
         <w:t xml:space="preserve">SYSDBG</w:t>
       </w:r>
       <w:r>
-        <w:t xml:space="preserve">.</w:t>
+        <w:t xml:space="preserve">, which</w:t>
+      </w:r>
+      <w:r>
+        <w:t xml:space="preserve"> </w:t>
+      </w:r>
+      <w:r>
+        <w:t xml:space="preserve">can read it during a chip reset.</w:t>
       </w:r>
     </w:p>
     <w:bookmarkEnd w:id="39"/>
@@ -6565,13 +7424,82 @@
       </w:r>
     </w:p>
     <w:bookmarkEnd w:id="40"/>
-    <w:bookmarkStart w:id="41" w:name="firmware-use"/>
+    <w:bookmarkStart w:id="44" w:name="debug-boot-status"/>
     <w:p>
       <w:pPr>
         <w:pStyle w:val="Heading2"/>
       </w:pPr>
       <w:r>
-        <w:t xml:space="preserve">7.5 Firmware use</w:t>
+        <w:t xml:space="preserve">7.5 Debug boot status</w:t>
+      </w:r>
+    </w:p>
+    <w:p>
+      <w:pPr>
+        <w:pStyle w:val="CaptionedFigure"/>
+        <w:jc w:val="left"/>
+      </w:pPr>
+      <w:r>
+        <w:drawing>
+          <wp:inline>
+            <wp:extent cx="5029200" cy="1699222"/>
+            <wp:effectExtent b="0" l="0" r="0" t="0"/>
+            <wp:docPr descr="DBG_BOOT.dbg_en: the DBG_EN pin through two flip-flops, forced to 0 by the mask" title="" id="42" name="Picture"/>
+            <a:graphic>
+              <a:graphicData uri="http://schemas.openxmlformats.org/drawingml/2006/picture">
+                <pic:pic>
+                  <pic:nvPicPr>
+                    <pic:cNvPr descr="../figures/img/fig_syscsr_dbg_en.png" id="43" name="Picture"/>
+                    <pic:cNvPicPr>
+                      <a:picLocks noChangeArrowheads="1" noChangeAspect="1"/>
+                    </pic:cNvPicPr>
+                  </pic:nvPicPr>
+                  <pic:blipFill>
+                    <a:blip r:embed="rId41"/>
+                    <a:stretch>
+                      <a:fillRect/>
+                    </a:stretch>
+                  </pic:blipFill>
+                  <pic:spPr bwMode="auto">
+                    <a:xfrm>
+                      <a:off x="0" y="0"/>
+                      <a:ext cx="5029200" cy="1699222"/>
+                    </a:xfrm>
+                    <a:prstGeom prst="rect">
+                      <a:avLst/>
+                    </a:prstGeom>
+                    <a:noFill/>
+                    <a:ln w="9525">
+                      <a:noFill/>
+                      <a:headEnd/>
+                      <a:tailEnd/>
+                    </a:ln>
+                  </pic:spPr>
+                </pic:pic>
+              </a:graphicData>
+            </a:graphic>
+          </wp:inline>
+        </w:drawing>
+      </w:r>
+    </w:p>
+    <w:p>
+      <w:pPr>
+        <w:pStyle w:val="ImageCaption"/>
+        <w:jc w:val="left"/>
+      </w:pPr>
+      <w:r>
+        <w:t xml:space="preserve">Figure 7-2. DBG_BOOT.dbg_en: the DBG_EN pin through two flip-flops, forced to 0 by the mask</w:t>
+      </w:r>
+    </w:p>
+    <w:p>
+      <w:pPr>
+        <w:pStyle w:val="SourceCode"/>
+        <w:jc w:val="left"/>
+      </w:pPr>
+      <w:r>
+        <w:rPr>
+          <w:rStyle w:val="VerbatimChar"/>
+        </w:rPr>
+        <w:t xml:space="preserve">dbg_en = dbg_en_mask ? 0 : DBG_EN pin delayed by two flip-flops</w:t>
       </w:r>
     </w:p>
     <w:p>
@@ -6584,7 +7512,7 @@
         <w:jc w:val="left"/>
       </w:pPr>
       <w:r>
-        <w:t xml:space="preserve">At start-up, read</w:t>
+        <w:t xml:space="preserve">The</w:t>
       </w:r>
       <w:r>
         <w:t xml:space="preserve"> </w:t>
@@ -6593,16 +7521,76 @@
         <w:rPr>
           <w:rStyle w:val="VerbatimChar"/>
         </w:rPr>
-        <w:t xml:space="preserve">RESET_CAUSE</w:t>
-      </w:r>
-      <w:r>
-        <w:t xml:space="preserve">, keep the value, and write it back to clear the</w:t>
-      </w:r>
-      <w:r>
-        <w:t xml:space="preserve"> </w:t>
-      </w:r>
-      <w:r>
-        <w:t xml:space="preserve">bits that were set.</w:t>
+        <w:t xml:space="preserve">DBG_EN</w:t>
+      </w:r>
+      <w:r>
+        <w:t xml:space="preserve"> </w:t>
+      </w:r>
+      <w:r>
+        <w:t xml:space="preserve">pin is set on the board and is asynchronous to</w:t>
+      </w:r>
+      <w:r>
+        <w:t xml:space="preserve"> </w:t>
+      </w:r>
+      <w:r>
+        <w:rPr>
+          <w:rStyle w:val="VerbatimChar"/>
+        </w:rPr>
+        <w:t xml:space="preserve">i_clk_cpu</w:t>
+      </w:r>
+      <w:r>
+        <w:t xml:space="preserve">, so it</w:t>
+      </w:r>
+      <w:r>
+        <w:t xml:space="preserve"> </w:t>
+      </w:r>
+      <w:r>
+        <w:t xml:space="preserve">passes two flip-flops, reset to 0 by</w:t>
+      </w:r>
+      <w:r>
+        <w:t xml:space="preserve"> </w:t>
+      </w:r>
+      <w:r>
+        <w:rPr>
+          <w:rStyle w:val="VerbatimChar"/>
+        </w:rPr>
+        <w:t xml:space="preserve">i_rst_n_por</w:t>
+      </w:r>
+      <w:r>
+        <w:t xml:space="preserve">, before anything reads it.</w:t>
+      </w:r>
+      <w:r>
+        <w:t xml:space="preserve"> </w:t>
+      </w:r>
+      <w:r>
+        <w:rPr>
+          <w:rStyle w:val="VerbatimChar"/>
+        </w:rPr>
+        <w:t xml:space="preserve">dbg_en</w:t>
+      </w:r>
+      <w:r>
+        <w:t xml:space="preserve"> </w:t>
+      </w:r>
+      <w:r>
+        <w:t xml:space="preserve">follows the pin two clock edges later, rising and falling: it is not</w:t>
+      </w:r>
+      <w:r>
+        <w:t xml:space="preserve"> </w:t>
+      </w:r>
+      <w:r>
+        <w:t xml:space="preserve">latched, so the pin is read whenever the ROM reads</w:t>
+      </w:r>
+      <w:r>
+        <w:t xml:space="preserve"> </w:t>
+      </w:r>
+      <w:r>
+        <w:rPr>
+          <w:rStyle w:val="VerbatimChar"/>
+        </w:rPr>
+        <w:t xml:space="preserve">DBG_BOOT</w:t>
+      </w:r>
+      <w:r>
+        <w:t xml:space="preserve">.</w:t>
       </w:r>
     </w:p>
     <w:p>
@@ -6615,22 +7603,16 @@
         <w:jc w:val="left"/>
       </w:pPr>
       <w:r>
-        <w:t xml:space="preserve">Read</w:t>
-      </w:r>
-      <w:r>
-        <w:t xml:space="preserve"> </w:t>
-      </w:r>
-      <w:r>
         <w:rPr>
           <w:rStyle w:val="VerbatimChar"/>
         </w:rPr>
-        <w:t xml:space="preserve">CHIP_ID_REV</w:t>
-      </w:r>
-      <w:r>
-        <w:t xml:space="preserve"> </w:t>
-      </w:r>
-      <w:r>
-        <w:t xml:space="preserve">to check the program, or the host through</w:t>
+        <w:t xml:space="preserve">dbg_en_mask</w:t>
+      </w:r>
+      <w:r>
+        <w:t xml:space="preserve"> </w:t>
+      </w:r>
+      <w:r>
+        <w:t xml:space="preserve">is the select of a mux whose other input is 0. Writing it 1 forces</w:t>
       </w:r>
       <w:r>
         <w:t xml:space="preserve"> </w:t>
@@ -6639,25 +7621,364 @@
         <w:rPr>
           <w:rStyle w:val="VerbatimChar"/>
         </w:rPr>
-        <w:t xml:space="preserve">SYSDBG</w:t>
-      </w:r>
-      <w:r>
-        <w:t xml:space="preserve">, is on a QSOC.</w:t>
-      </w:r>
-    </w:p>
-    <w:bookmarkEnd w:id="41"/>
-    <w:bookmarkEnd w:id="42"/>
-    <w:bookmarkStart w:id="43" w:name="instances"/>
-    <w:p>
-      <w:pPr>
-        <w:pStyle w:val="Heading1"/>
-      </w:pPr>
-      <w:r>
-        <w:t xml:space="preserve">8. Instances</w:t>
+        <w:t xml:space="preserve">dbg_en</w:t>
+      </w:r>
+      <w:r>
+        <w:t xml:space="preserve"> </w:t>
+      </w:r>
+      <w:r>
+        <w:t xml:space="preserve">to 0 whatever the pin; writing it 0 shows the pin again. No write can set</w:t>
+      </w:r>
+      <w:r>
+        <w:t xml:space="preserve"> </w:t>
+      </w:r>
+      <w:r>
+        <w:rPr>
+          <w:rStyle w:val="VerbatimChar"/>
+        </w:rPr>
+        <w:t xml:space="preserve">dbg_en</w:t>
+      </w:r>
+      <w:r>
+        <w:t xml:space="preserve"> </w:t>
+      </w:r>
+      <w:r>
+        <w:t xml:space="preserve">to 1.</w:t>
       </w:r>
     </w:p>
     <w:p>
       <w:pPr>
+        <w:numPr>
+          <w:ilvl w:val="0"/>
+          <w:numId w:val="1006"/>
+        </w:numPr>
+        <w:pStyle w:val="Compact"/>
+        <w:jc w:val="left"/>
+      </w:pPr>
+      <w:r>
+        <w:t xml:space="preserve">The boot ROM reads</w:t>
+      </w:r>
+      <w:r>
+        <w:t xml:space="preserve"> </w:t>
+      </w:r>
+      <w:r>
+        <w:rPr>
+          <w:rStyle w:val="VerbatimChar"/>
+        </w:rPr>
+        <w:t xml:space="preserve">DBG_BOOT</w:t>
+      </w:r>
+      <w:r>
+        <w:t xml:space="preserve"> </w:t>
+      </w:r>
+      <w:r>
+        <w:t xml:space="preserve">after it has received the frame and polls it while</w:t>
+      </w:r>
+      <w:r>
+        <w:t xml:space="preserve"> </w:t>
+      </w:r>
+      <w:r>
+        <w:rPr>
+          <w:rStyle w:val="VerbatimChar"/>
+        </w:rPr>
+        <w:t xml:space="preserve">dbg_en</w:t>
+      </w:r>
+      <w:r>
+        <w:t xml:space="preserve"> </w:t>
+      </w:r>
+      <w:r>
+        <w:t xml:space="preserve">= 1 (</w:t>
+      </w:r>
+      <w:r>
+        <w:rPr>
+          <w:rStyle w:val="VerbatimChar"/>
+        </w:rPr>
+        <w:t xml:space="preserve">QNSC_BOOT_SPEC</w:t>
+      </w:r>
+      <w:r>
+        <w:t xml:space="preserve"> </w:t>
+      </w:r>
+      <w:r>
+        <w:t xml:space="preserve">7.5). The host ends the wait by writing</w:t>
+      </w:r>
+      <w:r>
+        <w:t xml:space="preserve"> </w:t>
+      </w:r>
+      <w:r>
+        <w:rPr>
+          <w:rStyle w:val="VerbatimChar"/>
+        </w:rPr>
+        <w:t xml:space="preserve">DBG_BOOT</w:t>
+      </w:r>
+      <w:r>
+        <w:t xml:space="preserve"> </w:t>
+      </w:r>
+      <w:r>
+        <w:t xml:space="preserve">=</w:t>
+      </w:r>
+      <w:r>
+        <w:t xml:space="preserve"> </w:t>
+      </w:r>
+      <w:r>
+        <w:rPr>
+          <w:rStyle w:val="VerbatimChar"/>
+        </w:rPr>
+        <w:t xml:space="preserve">0x2</w:t>
+      </w:r>
+      <w:r>
+        <w:t xml:space="preserve"> </w:t>
+      </w:r>
+      <w:r>
+        <w:t xml:space="preserve">through the</w:t>
+      </w:r>
+      <w:r>
+        <w:t xml:space="preserve"> </w:t>
+      </w:r>
+      <w:r>
+        <w:rPr>
+          <w:rStyle w:val="VerbatimChar"/>
+        </w:rPr>
+        <w:t xml:space="preserve">SYSDBG</w:t>
+      </w:r>
+      <w:r>
+        <w:t xml:space="preserve"> </w:t>
+      </w:r>
+      <w:r>
+        <w:t xml:space="preserve">bus master:</w:t>
+      </w:r>
+      <w:r>
+        <w:t xml:space="preserve"> </w:t>
+      </w:r>
+      <w:r>
+        <w:rPr>
+          <w:rStyle w:val="VerbatimChar"/>
+        </w:rPr>
+        <w:t xml:space="preserve">AXI_S0</w:t>
+      </w:r>
+      <w:r>
+        <w:t xml:space="preserve">,</w:t>
+      </w:r>
+      <w:r>
+        <w:t xml:space="preserve"> </w:t>
+      </w:r>
+      <w:r>
+        <w:rPr>
+          <w:rStyle w:val="VerbatimChar"/>
+        </w:rPr>
+        <w:t xml:space="preserve">S_BUS</w:t>
+      </w:r>
+      <w:r>
+        <w:t xml:space="preserve">,</w:t>
+      </w:r>
+      <w:r>
+        <w:t xml:space="preserve"> </w:t>
+      </w:r>
+      <w:r>
+        <w:rPr>
+          <w:rStyle w:val="VerbatimChar"/>
+        </w:rPr>
+        <w:t xml:space="preserve">P_BUS</w:t>
+      </w:r>
+      <w:r>
+        <w:t xml:space="preserve">.</w:t>
+      </w:r>
+    </w:p>
+    <w:p>
+      <w:pPr>
+        <w:numPr>
+          <w:ilvl w:val="0"/>
+          <w:numId w:val="1006"/>
+        </w:numPr>
+        <w:pStyle w:val="Compact"/>
+        <w:jc w:val="left"/>
+      </w:pPr>
+      <w:r>
+        <w:t xml:space="preserve">Like every</w:t>
+      </w:r>
+      <w:r>
+        <w:t xml:space="preserve"> </w:t>
+      </w:r>
+      <w:r>
+        <w:rPr>
+          <w:rStyle w:val="VerbatimChar"/>
+        </w:rPr>
+        <w:t xml:space="preserve">SYSCSR</w:t>
+      </w:r>
+      <w:r>
+        <w:t xml:space="preserve"> </w:t>
+      </w:r>
+      <w:r>
+        <w:t xml:space="preserve">flip-flop,</w:t>
+      </w:r>
+      <w:r>
+        <w:t xml:space="preserve"> </w:t>
+      </w:r>
+      <w:r>
+        <w:rPr>
+          <w:rStyle w:val="VerbatimChar"/>
+        </w:rPr>
+        <w:t xml:space="preserve">dbg_en_mask</w:t>
+      </w:r>
+      <w:r>
+        <w:t xml:space="preserve"> </w:t>
+      </w:r>
+      <w:r>
+        <w:t xml:space="preserve">is reset by power-on only: after a</w:t>
+      </w:r>
+      <w:r>
+        <w:t xml:space="preserve"> </w:t>
+      </w:r>
+      <w:r>
+        <w:t xml:space="preserve">watchdog or software reset it keeps the value the host wrote, so the boot ROM</w:t>
+      </w:r>
+      <w:r>
+        <w:t xml:space="preserve"> </w:t>
+      </w:r>
+      <w:r>
+        <w:t xml:space="preserve">waits again only after a power-on. Confirmed by the mentor on 12/10.</w:t>
+      </w:r>
+    </w:p>
+    <w:p>
+      <w:pPr>
+        <w:numPr>
+          <w:ilvl w:val="0"/>
+          <w:numId w:val="1006"/>
+        </w:numPr>
+        <w:pStyle w:val="Compact"/>
+        <w:jc w:val="left"/>
+      </w:pPr>
+      <w:r>
+        <w:t xml:space="preserve">The two flip-flops are behavioural RTL.</w:t>
+      </w:r>
+      <w:r>
+        <w:t xml:space="preserve"> </w:t>
+      </w:r>
+      <w:r>
+        <w:rPr>
+          <w:rStyle w:val="VerbatimChar"/>
+        </w:rPr>
+        <w:t xml:space="preserve">design/common/tech</w:t>
+      </w:r>
+      <w:r>
+        <w:t xml:space="preserve"> </w:t>
+      </w:r>
+      <w:r>
+        <w:t xml:space="preserve">has no synchroniser</w:t>
+      </w:r>
+      <w:r>
+        <w:t xml:space="preserve"> </w:t>
+      </w:r>
+      <w:r>
+        <w:t xml:space="preserve">cell yet; when one is added,</w:t>
+      </w:r>
+      <w:r>
+        <w:t xml:space="preserve"> </w:t>
+      </w:r>
+      <w:r>
+        <w:rPr>
+          <w:rStyle w:val="VerbatimChar"/>
+        </w:rPr>
+        <w:t xml:space="preserve">m_qnsc_syscsr_dbg_en</w:t>
+      </w:r>
+      <w:r>
+        <w:t xml:space="preserve"> </w:t>
+      </w:r>
+      <w:r>
+        <w:t xml:space="preserve">instantiates it.</w:t>
+      </w:r>
+    </w:p>
+    <w:bookmarkEnd w:id="44"/>
+    <w:bookmarkStart w:id="45" w:name="firmware-use"/>
+    <w:p>
+      <w:pPr>
+        <w:pStyle w:val="Heading2"/>
+      </w:pPr>
+      <w:r>
+        <w:t xml:space="preserve">7.6 Firmware use</w:t>
+      </w:r>
+    </w:p>
+    <w:p>
+      <w:pPr>
+        <w:numPr>
+          <w:ilvl w:val="0"/>
+          <w:numId w:val="1007"/>
+        </w:numPr>
+        <w:pStyle w:val="Compact"/>
+        <w:jc w:val="left"/>
+      </w:pPr>
+      <w:r>
+        <w:t xml:space="preserve">At start-up, read</w:t>
+      </w:r>
+      <w:r>
+        <w:t xml:space="preserve"> </w:t>
+      </w:r>
+      <w:r>
+        <w:rPr>
+          <w:rStyle w:val="VerbatimChar"/>
+        </w:rPr>
+        <w:t xml:space="preserve">RESET_CAUSE</w:t>
+      </w:r>
+      <w:r>
+        <w:t xml:space="preserve">, keep the value, and write it back to clear the</w:t>
+      </w:r>
+      <w:r>
+        <w:t xml:space="preserve"> </w:t>
+      </w:r>
+      <w:r>
+        <w:t xml:space="preserve">bits that were set.</w:t>
+      </w:r>
+    </w:p>
+    <w:p>
+      <w:pPr>
+        <w:numPr>
+          <w:ilvl w:val="0"/>
+          <w:numId w:val="1007"/>
+        </w:numPr>
+        <w:pStyle w:val="Compact"/>
+        <w:jc w:val="left"/>
+      </w:pPr>
+      <w:r>
+        <w:t xml:space="preserve">Read</w:t>
+      </w:r>
+      <w:r>
+        <w:t xml:space="preserve"> </w:t>
+      </w:r>
+      <w:r>
+        <w:rPr>
+          <w:rStyle w:val="VerbatimChar"/>
+        </w:rPr>
+        <w:t xml:space="preserve">CHIP_ID_REV</w:t>
+      </w:r>
+      <w:r>
+        <w:t xml:space="preserve"> </w:t>
+      </w:r>
+      <w:r>
+        <w:t xml:space="preserve">to check the program, or the host through</w:t>
+      </w:r>
+      <w:r>
+        <w:t xml:space="preserve"> </w:t>
+      </w:r>
+      <w:r>
+        <w:rPr>
+          <w:rStyle w:val="VerbatimChar"/>
+        </w:rPr>
+        <w:t xml:space="preserve">SYSDBG</w:t>
+      </w:r>
+      <w:r>
+        <w:t xml:space="preserve">, is on a QSOC.</w:t>
+      </w:r>
+    </w:p>
+    <w:bookmarkEnd w:id="45"/>
+    <w:bookmarkEnd w:id="46"/>
+    <w:bookmarkStart w:id="47" w:name="instances"/>
+    <w:p>
+      <w:pPr>
+        <w:pStyle w:val="Heading1"/>
+      </w:pPr>
+      <w:r>
+        <w:t xml:space="preserve">8. Instances</w:t>
+      </w:r>
+    </w:p>
+    <w:p>
+      <w:pPr>
         <w:pStyle w:val="FirstParagraph"/>
       </w:pPr>
       <w:r>
@@ -6700,11 +8021,26 @@
         <w:t xml:space="preserve">m_qnsc_syscsr_csr</w:t>
       </w:r>
       <w:r>
+        <w:t xml:space="preserve"> </w:t>
+      </w:r>
+      <w:r>
+        <w:t xml:space="preserve">and one</w:t>
+      </w:r>
+      <w:r>
+        <w:t xml:space="preserve"> </w:t>
+      </w:r>
+      <w:r>
+        <w:rPr>
+          <w:rStyle w:val="VerbatimChar"/>
+        </w:rPr>
+        <w:t xml:space="preserve">m_qnsc_syscsr_dbg_en</w:t>
+      </w:r>
+      <w:r>
         <w:t xml:space="preserve">.</w:t>
       </w:r>
     </w:p>
-    <w:bookmarkEnd w:id="43"/>
-    <w:bookmarkStart w:id="44" w:name="X31074a9102d88bba972e4f71edc3e97f3cd819b"/>
+    <w:bookmarkEnd w:id="47"/>
+    <w:bookmarkStart w:id="48" w:name="X31074a9102d88bba972e4f71edc3e97f3cd819b"/>
     <w:p>
       <w:pPr>
         <w:pStyle w:val="Heading1"/>
@@ -6909,9 +8245,47 @@
           </w:p>
         </w:tc>
       </w:tr>
+      <w:tr>
+        <w:tc>
+          <w:tcPr/>
+          <w:p>
+            <w:pPr>
+              <w:pStyle w:val="Compact"/>
+              <w:jc w:val="left"/>
+            </w:pPr>
+            <w:r>
+              <w:t xml:space="preserve">Holding the CPU in debug boot</w:t>
+            </w:r>
+          </w:p>
+        </w:tc>
+        <w:tc>
+          <w:tcPr/>
+          <w:p>
+            <w:pPr>
+              <w:pStyle w:val="Compact"/>
+              <w:jc w:val="left"/>
+            </w:pPr>
+            <w:r>
+              <w:t xml:space="preserve">none; the boot ROM waits in software (</w:t>
+            </w:r>
+            <w:r>
+              <w:rPr>
+                <w:rStyle w:val="VerbatimChar"/>
+              </w:rPr>
+              <w:t xml:space="preserve">QNSC_BOOT_SPEC</w:t>
+            </w:r>
+            <w:r>
+              <w:t xml:space="preserve"> </w:t>
+            </w:r>
+            <w:r>
+              <w:t xml:space="preserve">7.5)</w:t>
+            </w:r>
+          </w:p>
+        </w:tc>
+      </w:tr>
     </w:tbl>
-    <w:bookmarkEnd w:id="44"/>
-    <w:bookmarkStart w:id="45" w:name="tie-offs"/>
+    <w:bookmarkEnd w:id="48"/>
+    <w:bookmarkStart w:id="49" w:name="tie-offs"/>
     <w:p>
       <w:pPr>
         <w:pStyle w:val="Heading1"/>
@@ -7372,8 +8746,8 @@
         </w:tc>
       </w:tr>
     </w:tbl>
-    <w:bookmarkEnd w:id="45"/>
-    <w:bookmarkStart w:id="46" w:name="requirements-on-others-and-open-items"/>
+    <w:bookmarkEnd w:id="49"/>
+    <w:bookmarkStart w:id="50" w:name="requirements-on-others-and-open-items"/>
     <w:p>
       <w:pPr>
         <w:pStyle w:val="Heading1"/>
@@ -7639,6 +9013,154 @@
           </w:p>
         </w:tc>
       </w:tr>
+      <w:tr>
+        <w:tc>
+          <w:tcPr/>
+          <w:p>
+            <w:pPr>
+              <w:pStyle w:val="Compact"/>
+              <w:jc w:val="left"/>
+            </w:pPr>
+            <w:r>
+              <w:t xml:space="preserve">The</w:t>
+            </w:r>
+            <w:r>
+              <w:t xml:space="preserve"> </w:t>
+            </w:r>
+            <w:r>
+              <w:rPr>
+                <w:rStyle w:val="VerbatimChar"/>
+              </w:rPr>
+              <w:t xml:space="preserve">DBG_EN</w:t>
+            </w:r>
+            <w:r>
+              <w:t xml:space="preserve"> </w:t>
+            </w:r>
+            <w:r>
+              <w:t xml:space="preserve">pad wired to</w:t>
+            </w:r>
+            <w:r>
+              <w:t xml:space="preserve"> </w:t>
+            </w:r>
+            <w:r>
+              <w:rPr>
+                <w:rStyle w:val="VerbatimChar"/>
+              </w:rPr>
+              <w:t xml:space="preserve">i_dbg_en</w:t>
+            </w:r>
+          </w:p>
+        </w:tc>
+        <w:tc>
+          <w:tcPr/>
+          <w:p>
+            <w:pPr>
+              <w:pStyle w:val="Compact"/>
+              <w:jc w:val="left"/>
+            </w:pPr>
+            <w:r>
+              <w:t xml:space="preserve">top (lead)</w:t>
+            </w:r>
+          </w:p>
+        </w:tc>
+        <w:tc>
+          <w:tcPr/>
+          <w:p>
+            <w:pPr>
+              <w:pStyle w:val="Compact"/>
+              <w:jc w:val="left"/>
+            </w:pPr>
+            <w:r>
+              <w:t xml:space="preserve">7.5</w:t>
+            </w:r>
+          </w:p>
+        </w:tc>
+      </w:tr>
+      <w:tr>
+        <w:tc>
+          <w:tcPr/>
+          <w:p>
+            <w:pPr>
+              <w:pStyle w:val="Compact"/>
+              <w:jc w:val="left"/>
+            </w:pPr>
+            <w:r>
+              <w:t xml:space="preserve">The</w:t>
+            </w:r>
+            <w:r>
+              <w:t xml:space="preserve"> </w:t>
+            </w:r>
+            <w:r>
+              <w:rPr>
+                <w:rStyle w:val="VerbatimChar"/>
+              </w:rPr>
+              <w:t xml:space="preserve">SYSDBG</w:t>
+            </w:r>
+            <w:r>
+              <w:t xml:space="preserve"> </w:t>
+            </w:r>
+            <w:r>
+              <w:t xml:space="preserve">bus master reaches</w:t>
+            </w:r>
+            <w:r>
+              <w:t xml:space="preserve"> </w:t>
+            </w:r>
+            <w:r>
+              <w:rPr>
+                <w:rStyle w:val="VerbatimChar"/>
+              </w:rPr>
+              <w:t xml:space="preserve">APB_M1</w:t>
+            </w:r>
+            <w:r>
+              <w:t xml:space="preserve"> </w:t>
+            </w:r>
+            <w:r>
+              <w:t xml:space="preserve">and writes</w:t>
+            </w:r>
+            <w:r>
+              <w:t xml:space="preserve"> </w:t>
+            </w:r>
+            <w:r>
+              <w:rPr>
+                <w:rStyle w:val="VerbatimChar"/>
+              </w:rPr>
+              <w:t xml:space="preserve">DBG_BOOT</w:t>
+            </w:r>
+          </w:p>
+        </w:tc>
+        <w:tc>
+          <w:tcPr/>
+          <w:p>
+            <w:pPr>
+              <w:pStyle w:val="Compact"/>
+              <w:jc w:val="left"/>
+            </w:pPr>
+            <w:r>
+              <w:rPr>
+                <w:rStyle w:val="VerbatimChar"/>
+              </w:rPr>
+              <w:t xml:space="preserve">SYSDBG</w:t>
+            </w:r>
+            <w:r>
+              <w:t xml:space="preserve"> </w:t>
+            </w:r>
+            <w:r>
+              <w:t xml:space="preserve">(lead)</w:t>
+            </w:r>
+          </w:p>
+        </w:tc>
+        <w:tc>
+          <w:tcPr/>
+          <w:p>
+            <w:pPr>
+              <w:pStyle w:val="Compact"/>
+              <w:jc w:val="left"/>
+            </w:pPr>
+            <w:r>
+              <w:t xml:space="preserve">the end of the debug wait, 7.5</w:t>
+            </w:r>
+          </w:p>
+        </w:tc>
+      </w:tr>
     </w:tbl>
     <w:p/>
     <w:p>
@@ -7928,8 +9450,8 @@
         <w:t xml:space="preserve">Open items: none.</w:t>
       </w:r>
     </w:p>
-    <w:bookmarkEnd w:id="46"/>
-    <w:bookmarkStart w:id="47" w:name="verification"/>
+    <w:bookmarkEnd w:id="50"/>
+    <w:bookmarkStart w:id="51" w:name="verification"/>
     <w:p>
       <w:pPr>
         <w:pStyle w:val="Heading1"/>
@@ -7942,7 +9464,7 @@
       <w:pPr>
         <w:numPr>
           <w:ilvl w:val="0"/>
-          <w:numId w:val="1007"/>
+          <w:numId w:val="1008"/>
         </w:numPr>
         <w:pStyle w:val="Compact"/>
         <w:jc w:val="left"/>
@@ -8018,7 +9540,7 @@
       <w:pPr>
         <w:numPr>
           <w:ilvl w:val="0"/>
-          <w:numId w:val="1007"/>
+          <w:numId w:val="1008"/>
         </w:numPr>
         <w:pStyle w:val="Compact"/>
         <w:jc w:val="left"/>
@@ -8055,7 +9577,7 @@
       <w:pPr>
         <w:numPr>
           <w:ilvl w:val="0"/>
-          <w:numId w:val="1007"/>
+          <w:numId w:val="1008"/>
         </w:numPr>
         <w:pStyle w:val="Compact"/>
         <w:jc w:val="left"/>
@@ -8092,7 +9614,7 @@
       <w:pPr>
         <w:numPr>
           <w:ilvl w:val="0"/>
-          <w:numId w:val="1007"/>
+          <w:numId w:val="1008"/>
         </w:numPr>
         <w:pStyle w:val="Compact"/>
         <w:jc w:val="left"/>
@@ -8129,7 +9651,7 @@
       <w:pPr>
         <w:numPr>
           <w:ilvl w:val="0"/>
-          <w:numId w:val="1007"/>
+          <w:numId w:val="1008"/>
         </w:numPr>
         <w:pStyle w:val="Compact"/>
         <w:jc w:val="left"/>
@@ -8181,7 +9703,7 @@
       <w:pPr>
         <w:numPr>
           <w:ilvl w:val="0"/>
-          <w:numId w:val="1007"/>
+          <w:numId w:val="1008"/>
         </w:numPr>
         <w:pStyle w:val="Compact"/>
         <w:jc w:val="left"/>
@@ -8248,7 +9770,7 @@
       <w:pPr>
         <w:numPr>
           <w:ilvl w:val="0"/>
-          <w:numId w:val="1007"/>
+          <w:numId w:val="1008"/>
         </w:numPr>
         <w:pStyle w:val="Compact"/>
         <w:jc w:val="left"/>
@@ -8300,7 +9822,7 @@
       <w:pPr>
         <w:numPr>
           <w:ilvl w:val="0"/>
-          <w:numId w:val="1007"/>
+          <w:numId w:val="1008"/>
         </w:numPr>
         <w:pStyle w:val="Compact"/>
         <w:jc w:val="left"/>
@@ -8358,7 +9880,7 @@
       <w:pPr>
         <w:numPr>
           <w:ilvl w:val="0"/>
-          <w:numId w:val="1007"/>
+          <w:numId w:val="1008"/>
         </w:numPr>
         <w:pStyle w:val="Compact"/>
         <w:jc w:val="left"/>
@@ -8380,7 +9902,7 @@
       <w:pPr>
         <w:numPr>
           <w:ilvl w:val="0"/>
-          <w:numId w:val="1007"/>
+          <w:numId w:val="1008"/>
         </w:numPr>
         <w:pStyle w:val="Compact"/>
         <w:jc w:val="left"/>
@@ -8428,8 +9950,197 @@
         <w:t xml:space="preserve">only (netlist check).</w:t>
       </w:r>
     </w:p>
-    <w:bookmarkEnd w:id="47"/>
-    <w:bookmarkStart w:id="48" w:name="appendix-a.-acronyms"/>
+    <w:p>
+      <w:pPr>
+        <w:numPr>
+          <w:ilvl w:val="0"/>
+          <w:numId w:val="1008"/>
+        </w:numPr>
+        <w:pStyle w:val="Compact"/>
+        <w:jc w:val="left"/>
+      </w:pPr>
+      <w:r>
+        <w:rPr>
+          <w:rStyle w:val="VerbatimChar"/>
+        </w:rPr>
+        <w:t xml:space="preserve">SYSCSR_011</w:t>
+      </w:r>
+      <w:r>
+        <w:t xml:space="preserve"> </w:t>
+      </w:r>
+      <w:r>
+        <w:t xml:space="preserve">With</w:t>
+      </w:r>
+      <w:r>
+        <w:t xml:space="preserve"> </w:t>
+      </w:r>
+      <w:r>
+        <w:rPr>
+          <w:rStyle w:val="VerbatimChar"/>
+        </w:rPr>
+        <w:t xml:space="preserve">dbg_en_mask</w:t>
+      </w:r>
+      <w:r>
+        <w:t xml:space="preserve"> </w:t>
+      </w:r>
+      <w:r>
+        <w:t xml:space="preserve">= 0,</w:t>
+      </w:r>
+      <w:r>
+        <w:t xml:space="preserve"> </w:t>
+      </w:r>
+      <w:r>
+        <w:rPr>
+          <w:rStyle w:val="VerbatimChar"/>
+        </w:rPr>
+        <w:t xml:space="preserve">DBG_BOOT.dbg_en</w:t>
+      </w:r>
+      <w:r>
+        <w:t xml:space="preserve"> </w:t>
+      </w:r>
+      <w:r>
+        <w:t xml:space="preserve">follows the</w:t>
+      </w:r>
+      <w:r>
+        <w:t xml:space="preserve"> </w:t>
+      </w:r>
+      <w:r>
+        <w:rPr>
+          <w:rStyle w:val="VerbatimChar"/>
+        </w:rPr>
+        <w:t xml:space="preserve">DBG_EN</w:t>
+      </w:r>
+      <w:r>
+        <w:t xml:space="preserve"> </w:t>
+      </w:r>
+      <w:r>
+        <w:t xml:space="preserve">pin</w:t>
+      </w:r>
+      <w:r>
+        <w:t xml:space="preserve"> </w:t>
+      </w:r>
+      <w:r>
+        <w:t xml:space="preserve">two clock edges later, rising and falling.</w:t>
+      </w:r>
+    </w:p>
+    <w:p>
+      <w:pPr>
+        <w:numPr>
+          <w:ilvl w:val="0"/>
+          <w:numId w:val="1008"/>
+        </w:numPr>
+        <w:pStyle w:val="Compact"/>
+        <w:jc w:val="left"/>
+      </w:pPr>
+      <w:r>
+        <w:rPr>
+          <w:rStyle w:val="VerbatimChar"/>
+        </w:rPr>
+        <w:t xml:space="preserve">SYSCSR_012</w:t>
+      </w:r>
+      <w:r>
+        <w:t xml:space="preserve"> </w:t>
+      </w:r>
+      <w:r>
+        <w:t xml:space="preserve">With</w:t>
+      </w:r>
+      <w:r>
+        <w:t xml:space="preserve"> </w:t>
+      </w:r>
+      <w:r>
+        <w:rPr>
+          <w:rStyle w:val="VerbatimChar"/>
+        </w:rPr>
+        <w:t xml:space="preserve">dbg_en_mask</w:t>
+      </w:r>
+      <w:r>
+        <w:t xml:space="preserve"> </w:t>
+      </w:r>
+      <w:r>
+        <w:t xml:space="preserve">= 1,</w:t>
+      </w:r>
+      <w:r>
+        <w:t xml:space="preserve"> </w:t>
+      </w:r>
+      <w:r>
+        <w:rPr>
+          <w:rStyle w:val="VerbatimChar"/>
+        </w:rPr>
+        <w:t xml:space="preserve">dbg_en</w:t>
+      </w:r>
+      <w:r>
+        <w:t xml:space="preserve"> </w:t>
+      </w:r>
+      <w:r>
+        <w:t xml:space="preserve">reads 0 whatever the pin; writing</w:t>
+      </w:r>
+      <w:r>
+        <w:t xml:space="preserve"> </w:t>
+      </w:r>
+      <w:r>
+        <w:rPr>
+          <w:rStyle w:val="VerbatimChar"/>
+        </w:rPr>
+        <w:t xml:space="preserve">dbg_en_mask</w:t>
+      </w:r>
+      <w:r>
+        <w:t xml:space="preserve"> </w:t>
+      </w:r>
+      <w:r>
+        <w:t xml:space="preserve">= 0 shows the pin again.</w:t>
+      </w:r>
+    </w:p>
+    <w:p>
+      <w:pPr>
+        <w:numPr>
+          <w:ilvl w:val="0"/>
+          <w:numId w:val="1008"/>
+        </w:numPr>
+        <w:pStyle w:val="Compact"/>
+        <w:jc w:val="left"/>
+      </w:pPr>
+      <w:r>
+        <w:rPr>
+          <w:rStyle w:val="VerbatimChar"/>
+        </w:rPr>
+        <w:t xml:space="preserve">SYSCSR_013</w:t>
+      </w:r>
+      <w:r>
+        <w:t xml:space="preserve"> </w:t>
+      </w:r>
+      <w:r>
+        <w:t xml:space="preserve">A write to</w:t>
+      </w:r>
+      <w:r>
+        <w:t xml:space="preserve"> </w:t>
+      </w:r>
+      <w:r>
+        <w:rPr>
+          <w:rStyle w:val="VerbatimChar"/>
+        </w:rPr>
+        <w:t xml:space="preserve">DBG_BOOT</w:t>
+      </w:r>
+      <w:r>
+        <w:t xml:space="preserve"> </w:t>
+      </w:r>
+      <w:r>
+        <w:t xml:space="preserve">cannot set</w:t>
+      </w:r>
+      <w:r>
+        <w:t xml:space="preserve"> </w:t>
+      </w:r>
+      <w:r>
+        <w:rPr>
+          <w:rStyle w:val="VerbatimChar"/>
+        </w:rPr>
+        <w:t xml:space="preserve">dbg_en</w:t>
+      </w:r>
+      <w:r>
+        <w:t xml:space="preserve">, and bits 31:2 read 0.</w:t>
+      </w:r>
+    </w:p>
+    <w:bookmarkEnd w:id="51"/>
+    <w:bookmarkStart w:id="52" w:name="appendix-a.-acronyms"/>
     <w:p>
       <w:pPr>
         <w:pStyle w:val="Heading1"/>
@@ -8653,8 +10364,8 @@
         </w:tc>
       </w:tr>
     </w:tbl>
-    <w:bookmarkEnd w:id="48"/>
-    <w:bookmarkStart w:id="49" w:name="appendix-b.-first-review"/>
+    <w:bookmarkEnd w:id="52"/>
+    <w:bookmarkStart w:id="53" w:name="appendix-b.-first-review"/>
     <w:p>
       <w:pPr>
         <w:pStyle w:val="Heading1"/>
@@ -9253,8 +10964,138 @@
           </w:p>
         </w:tc>
       </w:tr>
+      <w:tr>
+        <w:tc>
+          <w:tcPr/>
+          <w:p>
+            <w:pPr>
+              <w:pStyle w:val="Compact"/>
+              <w:jc w:val="left"/>
+            </w:pPr>
+            <w:r>
+              <w:rPr>
+                <w:rStyle w:val="VerbatimChar"/>
+              </w:rPr>
+              <w:t xml:space="preserve">SYSCSR.DEBUG_EN</w:t>
+            </w:r>
+            <w:r>
+              <w:t xml:space="preserve"> </w:t>
+            </w:r>
+            <w:r>
+              <w:t xml:space="preserve">status bit, from the pin through two flip-flops, and</w:t>
+            </w:r>
+            <w:r>
+              <w:t xml:space="preserve"> </w:t>
+            </w:r>
+            <w:r>
+              <w:rPr>
+                <w:rStyle w:val="VerbatimChar"/>
+              </w:rPr>
+              <w:t xml:space="preserve">DEBUG_EN_MASK</w:t>
+            </w:r>
+            <w:r>
+              <w:t xml:space="preserve"> </w:t>
+            </w:r>
+            <w:r>
+              <w:t xml:space="preserve">written over JTAG to force it to 0</w:t>
+            </w:r>
+          </w:p>
+        </w:tc>
+        <w:tc>
+          <w:tcPr/>
+          <w:p>
+            <w:pPr>
+              <w:pStyle w:val="Compact"/>
+              <w:jc w:val="left"/>
+            </w:pPr>
+            <w:r>
+              <w:t xml:space="preserve">Quan (mentor), 12/10 drawing</w:t>
+            </w:r>
+          </w:p>
+        </w:tc>
+        <w:tc>
+          <w:tcPr/>
+          <w:p>
+            <w:pPr>
+              <w:pStyle w:val="Compact"/>
+              <w:jc w:val="left"/>
+            </w:pPr>
+            <w:r>
+              <w:rPr>
+                <w:rStyle w:val="VerbatimChar"/>
+              </w:rPr>
+              <w:t xml:space="preserve">DBG_BOOT</w:t>
+            </w:r>
+            <w:r>
+              <w:t xml:space="preserve">, 6, 7.5</w:t>
+            </w:r>
+          </w:p>
+        </w:tc>
+      </w:tr>
+      <w:tr>
+        <w:tc>
+          <w:tcPr/>
+          <w:p>
+            <w:pPr>
+              <w:pStyle w:val="Compact"/>
+              <w:jc w:val="left"/>
+            </w:pPr>
+            <w:r>
+              <w:t xml:space="preserve">Only power-on resets the debug part</w:t>
+            </w:r>
+          </w:p>
+        </w:tc>
+        <w:tc>
+          <w:tcPr/>
+          <w:p>
+            <w:pPr>
+              <w:pStyle w:val="Compact"/>
+              <w:jc w:val="left"/>
+            </w:pPr>
+            <w:r>
+              <w:t xml:space="preserve">Quan (mentor), 12/10, confirmed</w:t>
+            </w:r>
+          </w:p>
+        </w:tc>
+        <w:tc>
+          <w:tcPr/>
+          <w:p>
+            <w:pPr>
+              <w:pStyle w:val="Compact"/>
+              <w:jc w:val="left"/>
+            </w:pPr>
+            <w:r>
+              <w:t xml:space="preserve">7.5:</w:t>
+            </w:r>
+            <w:r>
+              <w:t xml:space="preserve"> </w:t>
+            </w:r>
+            <w:r>
+              <w:rPr>
+                <w:rStyle w:val="VerbatimChar"/>
+              </w:rPr>
+              <w:t xml:space="preserve">dbg_en_mask</w:t>
+            </w:r>
+            <w:r>
+              <w:t xml:space="preserve"> </w:t>
+            </w:r>
+            <w:r>
+              <w:t xml:space="preserve">and the synchroniser on</w:t>
+            </w:r>
+            <w:r>
+              <w:t xml:space="preserve"> </w:t>
+            </w:r>
+            <w:r>
+              <w:rPr>
+                <w:rStyle w:val="VerbatimChar"/>
+              </w:rPr>
+              <w:t xml:space="preserve">i_rst_n_por</w:t>
+            </w:r>
+          </w:p>
+        </w:tc>
+      </w:tr>
     </w:tbl>
-    <w:bookmarkEnd w:id="49"/>
+    <w:bookmarkEnd w:id="53"/>
     <w:sectPr>
       <w:headerReference r:id="rId9" w:type="default"/>
       <w:footerReference r:id="rId11" w:type="even"/>
@@ -9493,7 +11334,7 @@
       <w:rPr>
         <w:szCs w:val="26"/>
       </w:rPr>
-      <w:t>V3.1</w:t>
+      <w:t>V3.2</w:t>
     </w:r>
     <w:r>
       <w:rPr>
@@ -11361,6 +13202,9 @@
     <w:abstractNumId w:val="991"/>
   </w:num>
   <w:num w:numId="1007">
+    <w:abstractNumId w:val="991"/>
+  </w:num>
+  <w:num w:numId="1008">
     <w:abstractNumId w:val="99411"/>
     <w:lvlOverride w:ilvl="0">
       <w:startOverride w:val="1"/>
